--- a/paper/to-submit/paper-06-23-2026-tracked-changes.docx
+++ b/paper/to-submit/paper-06-23-2026-tracked-changes.docx
@@ -5847,70 +5847,48 @@
         </w:rPr>
         <w:t xml:space="preserve"> </w:t>
       </w:r>
-      <w:r>
-        <w:rPr>
-          <w:rFonts w:ascii="Times New Roman" w:hAnsi="Times New Roman" w:cs="Times New Roman"/>
-          <w:sz w:val="24"/>
-          <w:szCs w:val="24"/>
-        </w:rPr>
-        <w:t xml:space="preserve">A shortening of the total crop cycle was observed in 61% </w:t>
-      </w:r>
-      <w:r>
-        <w:rPr>
-          <w:rFonts w:ascii="Times New Roman" w:hAnsi="Times New Roman" w:cs="Times New Roman"/>
-          <w:sz w:val="24"/>
-          <w:szCs w:val="24"/>
-        </w:rPr>
-        <w:t xml:space="preserve">of the </w:t>
-      </w:r>
-      <w:r>
-        <w:rPr>
-          <w:rFonts w:ascii="Times New Roman" w:hAnsi="Times New Roman" w:cs="Times New Roman"/>
-          <w:sz w:val="24"/>
-          <w:szCs w:val="24"/>
-        </w:rPr>
-        <w:t>sites</w:t>
-      </w:r>
-      <w:r>
-        <w:rPr>
-          <w:rFonts w:ascii="Times New Roman" w:hAnsi="Times New Roman" w:cs="Times New Roman"/>
-          <w:sz w:val="24"/>
-          <w:szCs w:val="24"/>
-        </w:rPr>
-        <w:t xml:space="preserve">, </w:t>
-      </w:r>
-      <w:r>
-        <w:rPr>
-          <w:rFonts w:ascii="Times New Roman" w:hAnsi="Times New Roman" w:cs="Times New Roman"/>
-          <w:sz w:val="24"/>
-          <w:szCs w:val="24"/>
-        </w:rPr>
-        <w:t>with more pronounces changes in northern environments (Figure 2), where baseline temperatures are lower</w:t>
-      </w:r>
-      <w:r>
-        <w:rPr>
-          <w:rFonts w:ascii="Times New Roman" w:hAnsi="Times New Roman" w:cs="Times New Roman"/>
-          <w:sz w:val="24"/>
-          <w:szCs w:val="24"/>
-        </w:rPr>
-        <w:t xml:space="preserve">. The total crop cycle length decreased by up </w:t>
-      </w:r>
-      <w:r>
-        <w:rPr>
-          <w:rFonts w:ascii="Times New Roman" w:hAnsi="Times New Roman" w:cs="Times New Roman"/>
-          <w:sz w:val="24"/>
-          <w:szCs w:val="24"/>
-        </w:rPr>
-        <w:t>to 15 days</w:t>
-      </w:r>
-      <w:r>
-        <w:rPr>
-          <w:rFonts w:ascii="Times New Roman" w:hAnsi="Times New Roman" w:cs="Times New Roman"/>
-          <w:sz w:val="24"/>
-          <w:szCs w:val="24"/>
-        </w:rPr>
-        <w:t xml:space="preserve"> across all site-years. The seed filling period was shortened by up to 9 days across all site-years.</w:t>
-      </w:r>
+      <w:ins w:id="32" w:author="Elvis F. Elli" w:date="2026-06-29T10:49:00Z" w16du:dateUtc="2026-06-29T15:49:00Z">
+        <w:r>
+          <w:rPr>
+            <w:rFonts w:ascii="Times New Roman" w:hAnsi="Times New Roman" w:cs="Times New Roman"/>
+            <w:sz w:val="24"/>
+            <w:szCs w:val="24"/>
+          </w:rPr>
+          <w:t xml:space="preserve">A shortening of the total crop cycle was observed in 61% </w:t>
+        </w:r>
+        <w:r>
+          <w:rPr>
+            <w:rFonts w:ascii="Times New Roman" w:hAnsi="Times New Roman" w:cs="Times New Roman"/>
+            <w:sz w:val="24"/>
+            <w:szCs w:val="24"/>
+          </w:rPr>
+          <w:t xml:space="preserve">of the </w:t>
+        </w:r>
+        <w:r>
+          <w:rPr>
+            <w:rFonts w:ascii="Times New Roman" w:hAnsi="Times New Roman" w:cs="Times New Roman"/>
+            <w:sz w:val="24"/>
+            <w:szCs w:val="24"/>
+          </w:rPr>
+          <w:t>sites</w:t>
+        </w:r>
+        <w:r>
+          <w:rPr>
+            <w:rFonts w:ascii="Times New Roman" w:hAnsi="Times New Roman" w:cs="Times New Roman"/>
+            <w:sz w:val="24"/>
+            <w:szCs w:val="24"/>
+          </w:rPr>
+          <w:t xml:space="preserve">, </w:t>
+        </w:r>
+        <w:r>
+          <w:rPr>
+            <w:rFonts w:ascii="Times New Roman" w:hAnsi="Times New Roman" w:cs="Times New Roman"/>
+            <w:sz w:val="24"/>
+            <w:szCs w:val="24"/>
+          </w:rPr>
+          <w:t>with more pronounces changes in northern environments (Figure 2), where baseline temperatures are lower. The total crop cycle length decreased by up to 15 days across all site-years. The seed filling period was shortened by up to 9 days across all site-years.</w:t>
+        </w:r>
+      </w:ins>
     </w:p>
     <w:p>
       <w:pPr>
@@ -6629,78 +6607,16 @@
         </w:rPr>
         <w:t xml:space="preserve">. </w:t>
       </w:r>
-      <w:r>
-        <w:rPr>
-          <w:rFonts w:ascii="Times New Roman" w:hAnsi="Times New Roman" w:cs="Times New Roman"/>
-          <w:sz w:val="24"/>
-          <w:szCs w:val="24"/>
-        </w:rPr>
-        <w:t xml:space="preserve">The combined adaptive scenario extended </w:t>
-      </w:r>
-      <w:r>
-        <w:rPr>
-          <w:rFonts w:ascii="Times New Roman" w:hAnsi="Times New Roman" w:cs="Times New Roman"/>
-          <w:sz w:val="24"/>
-          <w:szCs w:val="24"/>
-        </w:rPr>
-        <w:t xml:space="preserve">the </w:t>
-      </w:r>
-      <w:r>
-        <w:rPr>
-          <w:rFonts w:ascii="Times New Roman" w:hAnsi="Times New Roman" w:cs="Times New Roman"/>
-          <w:sz w:val="24"/>
-          <w:szCs w:val="24"/>
-        </w:rPr>
-        <w:t xml:space="preserve">seed-filling period </w:t>
-      </w:r>
-      <w:r>
-        <w:rPr>
-          <w:rFonts w:ascii="Times New Roman" w:hAnsi="Times New Roman" w:cs="Times New Roman"/>
-          <w:sz w:val="24"/>
-          <w:szCs w:val="24"/>
-        </w:rPr>
-        <w:t>by an average of</w:t>
-      </w:r>
-      <w:r>
-        <w:rPr>
-          <w:rFonts w:ascii="Times New Roman" w:hAnsi="Times New Roman" w:cs="Times New Roman"/>
-          <w:sz w:val="24"/>
-          <w:szCs w:val="24"/>
-        </w:rPr>
-        <w:t xml:space="preserve"> </w:t>
-      </w:r>
-      <w:r>
-        <w:rPr>
-          <w:rFonts w:ascii="Times New Roman" w:hAnsi="Times New Roman" w:cs="Times New Roman"/>
-          <w:sz w:val="24"/>
-          <w:szCs w:val="24"/>
-        </w:rPr>
-        <w:t>10.4</w:t>
-      </w:r>
-      <w:r>
-        <w:rPr>
-          <w:rFonts w:ascii="Times New Roman" w:hAnsi="Times New Roman" w:cs="Times New Roman"/>
-          <w:sz w:val="24"/>
-          <w:szCs w:val="24"/>
-        </w:rPr>
-        <w:t xml:space="preserve"> days</w:t>
-      </w:r>
-      <w:r>
-        <w:rPr>
-          <w:rFonts w:ascii="Times New Roman" w:hAnsi="Times New Roman" w:cs="Times New Roman"/>
-          <w:sz w:val="24"/>
-          <w:szCs w:val="24"/>
-        </w:rPr>
-        <w:t xml:space="preserve"> </w:t>
-      </w:r>
-      <w:r>
-        <w:rPr>
-          <w:rFonts w:ascii="Times New Roman" w:hAnsi="Times New Roman" w:cs="Times New Roman"/>
-          <w:sz w:val="24"/>
-          <w:szCs w:val="24"/>
-        </w:rPr>
-        <w:t xml:space="preserve">(Figure 2). </w:t>
-      </w:r>
+      <w:ins w:id="33" w:author="Elvis F. Elli" w:date="2026-06-29T10:50:00Z" w16du:dateUtc="2026-06-29T15:50:00Z">
+        <w:r>
+          <w:rPr>
+            <w:rFonts w:ascii="Times New Roman" w:hAnsi="Times New Roman" w:cs="Times New Roman"/>
+            <w:sz w:val="24"/>
+            <w:szCs w:val="24"/>
+          </w:rPr>
+          <w:t xml:space="preserve">The combined adaptive scenario extended the seed-filling period by an average of 10.4 days (Figure 2). </w:t>
+        </w:r>
+      </w:ins>
       <w:r>
         <w:rPr>
           <w:rFonts w:ascii="Times New Roman" w:hAnsi="Times New Roman" w:cs="Times New Roman"/>
@@ -7346,6 +7262,7 @@
       <w:pPr>
         <w:spacing w:before="120" w:after="0" w:line="480" w:lineRule="auto"/>
         <w:rPr>
+          <w:ins w:id="34" w:author="Elvis F. Elli" w:date="2026-06-29T10:34:00Z" w16du:dateUtc="2026-06-29T15:34:00Z"/>
           <w:rFonts w:ascii="Times New Roman" w:hAnsi="Times New Roman" w:cs="Times New Roman"/>
           <w:sz w:val="24"/>
           <w:szCs w:val="24"/>
@@ -7431,22 +7348,16 @@
         </w:rPr>
         <w:t xml:space="preserve">by </w:t>
       </w:r>
-      <w:r>
-        <w:rPr>
-          <w:rFonts w:ascii="Times New Roman" w:hAnsi="Times New Roman" w:cs="Times New Roman"/>
-          <w:sz w:val="24"/>
-          <w:szCs w:val="24"/>
-        </w:rPr>
-        <w:t>concurrently</w:t>
-      </w:r>
-      <w:r>
-        <w:rPr>
-          <w:rFonts w:ascii="Times New Roman" w:hAnsi="Times New Roman" w:cs="Times New Roman"/>
-          <w:sz w:val="24"/>
-          <w:szCs w:val="24"/>
-        </w:rPr>
-        <w:t xml:space="preserve"> </w:t>
-      </w:r>
+      <w:ins w:id="35" w:author="Elvis F. Elli" w:date="2026-06-29T10:33:00Z" w16du:dateUtc="2026-06-29T15:33:00Z">
+        <w:r>
+          <w:rPr>
+            <w:rFonts w:ascii="Times New Roman" w:hAnsi="Times New Roman" w:cs="Times New Roman"/>
+            <w:sz w:val="24"/>
+            <w:szCs w:val="24"/>
+          </w:rPr>
+          <w:t xml:space="preserve">concurrently </w:t>
+        </w:r>
+      </w:ins>
       <w:r>
         <w:rPr>
           <w:rFonts w:ascii="Times New Roman" w:hAnsi="Times New Roman" w:cs="Times New Roman"/>
@@ -7471,479 +7382,130 @@
         </w:rPr>
         <w:t xml:space="preserve">. </w:t>
       </w:r>
-      <w:r>
-        <w:rPr>
-          <w:rFonts w:ascii="Times New Roman" w:hAnsi="Times New Roman" w:cs="Times New Roman"/>
-          <w:sz w:val="24"/>
-          <w:szCs w:val="24"/>
-        </w:rPr>
-        <w:t>Under the +</w:t>
-      </w:r>
-      <w:r>
-        <w:rPr>
-          <w:rFonts w:ascii="Times New Roman" w:hAnsi="Times New Roman" w:cs="Times New Roman"/>
-          <w:sz w:val="24"/>
-          <w:szCs w:val="24"/>
-        </w:rPr>
-        <w:t xml:space="preserve">2°C </w:t>
-      </w:r>
-      <w:r>
-        <w:rPr>
-          <w:rFonts w:ascii="Times New Roman" w:hAnsi="Times New Roman" w:cs="Times New Roman"/>
-          <w:sz w:val="24"/>
-          <w:szCs w:val="24"/>
-        </w:rPr>
-        <w:t>temperature scenario, t</w:t>
-      </w:r>
-      <w:r>
-        <w:rPr>
-          <w:rFonts w:ascii="Times New Roman" w:hAnsi="Times New Roman" w:cs="Times New Roman"/>
-          <w:sz w:val="24"/>
-          <w:szCs w:val="24"/>
-        </w:rPr>
-        <w:t>he</w:t>
-      </w:r>
-      <w:r>
-        <w:rPr>
-          <w:rFonts w:ascii="Times New Roman" w:hAnsi="Times New Roman" w:cs="Times New Roman"/>
-          <w:sz w:val="24"/>
-          <w:szCs w:val="24"/>
-        </w:rPr>
-        <w:t xml:space="preserve"> standalone </w:t>
-      </w:r>
-      <w:r>
-        <w:rPr>
-          <w:rFonts w:ascii="Times New Roman" w:hAnsi="Times New Roman" w:cs="Times New Roman"/>
-          <w:sz w:val="24"/>
-          <w:szCs w:val="24"/>
-        </w:rPr>
-        <w:t>strategies</w:t>
-      </w:r>
-      <w:r>
-        <w:rPr>
-          <w:rFonts w:ascii="Times New Roman" w:hAnsi="Times New Roman" w:cs="Times New Roman"/>
-          <w:sz w:val="24"/>
-          <w:szCs w:val="24"/>
-        </w:rPr>
-        <w:t xml:space="preserve"> of using a late-maturing cultivar and planting earlier increased yield</w:t>
-      </w:r>
-      <w:r>
-        <w:rPr>
-          <w:rFonts w:ascii="Times New Roman" w:hAnsi="Times New Roman" w:cs="Times New Roman"/>
-          <w:sz w:val="24"/>
-          <w:szCs w:val="24"/>
-        </w:rPr>
-        <w:t xml:space="preserve"> </w:t>
-      </w:r>
-      <w:r>
-        <w:rPr>
-          <w:rFonts w:ascii="Times New Roman" w:hAnsi="Times New Roman" w:cs="Times New Roman"/>
-          <w:sz w:val="24"/>
-          <w:szCs w:val="24"/>
-        </w:rPr>
-        <w:t>by an average of</w:t>
-      </w:r>
-      <w:r>
-        <w:rPr>
-          <w:rFonts w:ascii="Times New Roman" w:hAnsi="Times New Roman" w:cs="Times New Roman"/>
-          <w:sz w:val="24"/>
-          <w:szCs w:val="24"/>
-        </w:rPr>
-        <w:t xml:space="preserve"> 0.5%</w:t>
-      </w:r>
-      <w:r>
-        <w:rPr>
-          <w:rFonts w:ascii="Times New Roman" w:hAnsi="Times New Roman" w:cs="Times New Roman"/>
-          <w:sz w:val="24"/>
-          <w:szCs w:val="24"/>
-        </w:rPr>
-        <w:t xml:space="preserve"> </w:t>
-      </w:r>
-      <w:r>
-        <w:rPr>
-          <w:rFonts w:ascii="Times New Roman" w:hAnsi="Times New Roman" w:cs="Times New Roman"/>
-          <w:sz w:val="24"/>
-          <w:szCs w:val="24"/>
-        </w:rPr>
-        <w:t>and 2%</w:t>
-      </w:r>
-      <w:r>
-        <w:rPr>
-          <w:rFonts w:ascii="Times New Roman" w:hAnsi="Times New Roman" w:cs="Times New Roman"/>
-          <w:sz w:val="24"/>
-          <w:szCs w:val="24"/>
-        </w:rPr>
-        <w:t xml:space="preserve">, </w:t>
-      </w:r>
-      <w:r>
-        <w:rPr>
-          <w:rFonts w:ascii="Times New Roman" w:hAnsi="Times New Roman" w:cs="Times New Roman"/>
-          <w:sz w:val="24"/>
-          <w:szCs w:val="24"/>
-        </w:rPr>
-        <w:t>respectively, relative</w:t>
-      </w:r>
-      <w:r>
-        <w:rPr>
-          <w:rFonts w:ascii="Times New Roman" w:hAnsi="Times New Roman" w:cs="Times New Roman"/>
-          <w:sz w:val="24"/>
-          <w:szCs w:val="24"/>
-        </w:rPr>
-        <w:t xml:space="preserve"> to the </w:t>
-      </w:r>
-      <w:r>
-        <w:rPr>
-          <w:rFonts w:ascii="Times New Roman" w:hAnsi="Times New Roman" w:cs="Times New Roman"/>
-          <w:sz w:val="24"/>
-          <w:szCs w:val="24"/>
-        </w:rPr>
-        <w:t>historical</w:t>
-      </w:r>
-      <w:r>
-        <w:rPr>
-          <w:rFonts w:ascii="Times New Roman" w:hAnsi="Times New Roman" w:cs="Times New Roman"/>
-          <w:sz w:val="24"/>
-          <w:szCs w:val="24"/>
-        </w:rPr>
-        <w:t xml:space="preserve"> simulations</w:t>
-      </w:r>
-      <w:r>
-        <w:rPr>
-          <w:rFonts w:ascii="Times New Roman" w:hAnsi="Times New Roman" w:cs="Times New Roman"/>
-          <w:sz w:val="24"/>
-          <w:szCs w:val="24"/>
-        </w:rPr>
-        <w:t xml:space="preserve">. </w:t>
-      </w:r>
-      <w:r>
-        <w:rPr>
-          <w:rFonts w:ascii="Times New Roman" w:hAnsi="Times New Roman" w:cs="Times New Roman"/>
-          <w:sz w:val="24"/>
-          <w:szCs w:val="24"/>
-        </w:rPr>
-        <w:t xml:space="preserve">This </w:t>
-      </w:r>
-      <w:r>
-        <w:rPr>
-          <w:rFonts w:ascii="Times New Roman" w:hAnsi="Times New Roman" w:cs="Times New Roman"/>
-          <w:sz w:val="24"/>
-          <w:szCs w:val="24"/>
-        </w:rPr>
-        <w:t>implies</w:t>
-      </w:r>
-      <w:r>
-        <w:rPr>
-          <w:rFonts w:ascii="Times New Roman" w:hAnsi="Times New Roman" w:cs="Times New Roman"/>
-          <w:sz w:val="24"/>
-          <w:szCs w:val="24"/>
-        </w:rPr>
-        <w:t xml:space="preserve"> that </w:t>
-      </w:r>
-      <w:r>
-        <w:rPr>
-          <w:rFonts w:ascii="Times New Roman" w:hAnsi="Times New Roman" w:cs="Times New Roman"/>
-          <w:sz w:val="24"/>
-          <w:szCs w:val="24"/>
-        </w:rPr>
-        <w:lastRenderedPageBreak/>
-        <w:t xml:space="preserve">individual strategies </w:t>
-      </w:r>
-      <w:r>
-        <w:rPr>
-          <w:rFonts w:ascii="Times New Roman" w:hAnsi="Times New Roman" w:cs="Times New Roman"/>
-          <w:sz w:val="24"/>
-          <w:szCs w:val="24"/>
-        </w:rPr>
-        <w:t xml:space="preserve">offset </w:t>
-      </w:r>
-      <w:r>
-        <w:rPr>
-          <w:rFonts w:ascii="Times New Roman" w:hAnsi="Times New Roman" w:cs="Times New Roman"/>
-          <w:sz w:val="24"/>
-          <w:szCs w:val="24"/>
-        </w:rPr>
-        <w:t xml:space="preserve">the </w:t>
-      </w:r>
-      <w:r>
-        <w:rPr>
-          <w:rFonts w:ascii="Times New Roman" w:hAnsi="Times New Roman" w:cs="Times New Roman"/>
-          <w:sz w:val="24"/>
-          <w:szCs w:val="24"/>
-        </w:rPr>
-        <w:t>impacts of higher temperature,</w:t>
-      </w:r>
-      <w:r>
-        <w:rPr>
-          <w:rFonts w:ascii="Times New Roman" w:hAnsi="Times New Roman" w:cs="Times New Roman"/>
-          <w:sz w:val="24"/>
-          <w:szCs w:val="24"/>
-        </w:rPr>
-        <w:t xml:space="preserve"> resulting in yields comparable to baseline yields under current weather conditions. However, the </w:t>
-      </w:r>
-      <w:r>
-        <w:rPr>
-          <w:rFonts w:ascii="Times New Roman" w:hAnsi="Times New Roman" w:cs="Times New Roman"/>
-          <w:sz w:val="24"/>
-          <w:szCs w:val="24"/>
-        </w:rPr>
-        <w:t>offset was not consistent across all sites (Figure 1)</w:t>
-      </w:r>
-      <w:r>
-        <w:rPr>
-          <w:rFonts w:ascii="Times New Roman" w:hAnsi="Times New Roman" w:cs="Times New Roman"/>
-          <w:sz w:val="24"/>
-          <w:szCs w:val="24"/>
-        </w:rPr>
-        <w:t xml:space="preserve">. </w:t>
-      </w:r>
-      <w:r>
-        <w:rPr>
-          <w:rFonts w:ascii="Times New Roman" w:hAnsi="Times New Roman" w:cs="Times New Roman"/>
-          <w:sz w:val="24"/>
-          <w:szCs w:val="24"/>
-        </w:rPr>
-        <w:t>T</w:t>
-      </w:r>
-      <w:r>
-        <w:rPr>
-          <w:rFonts w:ascii="Times New Roman" w:hAnsi="Times New Roman" w:cs="Times New Roman"/>
-          <w:sz w:val="24"/>
-          <w:szCs w:val="24"/>
-        </w:rPr>
-        <w:t>he c</w:t>
-      </w:r>
-      <w:r>
-        <w:rPr>
-          <w:rFonts w:ascii="Times New Roman" w:hAnsi="Times New Roman" w:cs="Times New Roman"/>
-          <w:sz w:val="24"/>
-          <w:szCs w:val="24"/>
-        </w:rPr>
-        <w:t>ombined</w:t>
-      </w:r>
-      <w:r>
-        <w:rPr>
-          <w:rFonts w:ascii="Times New Roman" w:hAnsi="Times New Roman" w:cs="Times New Roman"/>
-          <w:sz w:val="24"/>
-          <w:szCs w:val="24"/>
-        </w:rPr>
-        <w:t xml:space="preserve"> strategies </w:t>
-      </w:r>
-      <w:r>
-        <w:rPr>
-          <w:rFonts w:ascii="Times New Roman" w:hAnsi="Times New Roman" w:cs="Times New Roman"/>
-          <w:sz w:val="24"/>
-          <w:szCs w:val="24"/>
-        </w:rPr>
-        <w:t xml:space="preserve">increased seed yield </w:t>
-      </w:r>
-      <w:r>
-        <w:rPr>
-          <w:rFonts w:ascii="Times New Roman" w:hAnsi="Times New Roman" w:cs="Times New Roman"/>
-          <w:sz w:val="24"/>
-          <w:szCs w:val="24"/>
-        </w:rPr>
-        <w:t>by an average of 12%</w:t>
-      </w:r>
-      <w:r>
-        <w:rPr>
-          <w:rFonts w:ascii="Times New Roman" w:hAnsi="Times New Roman" w:cs="Times New Roman"/>
-          <w:sz w:val="24"/>
-          <w:szCs w:val="24"/>
-        </w:rPr>
-        <w:t xml:space="preserve"> in relation to the baseline</w:t>
-      </w:r>
-      <w:r>
-        <w:rPr>
-          <w:rFonts w:ascii="Times New Roman" w:hAnsi="Times New Roman" w:cs="Times New Roman"/>
-          <w:sz w:val="24"/>
-          <w:szCs w:val="24"/>
-        </w:rPr>
-        <w:t xml:space="preserve">, with values ranging from </w:t>
-      </w:r>
-      <w:r>
-        <w:rPr>
-          <w:rFonts w:ascii="Times New Roman" w:hAnsi="Times New Roman" w:cs="Times New Roman"/>
-          <w:sz w:val="24"/>
-          <w:szCs w:val="24"/>
-        </w:rPr>
-        <w:t>0.4%</w:t>
-      </w:r>
-      <w:r>
-        <w:rPr>
-          <w:rFonts w:ascii="Times New Roman" w:hAnsi="Times New Roman" w:cs="Times New Roman"/>
-          <w:sz w:val="24"/>
-          <w:szCs w:val="24"/>
-        </w:rPr>
-        <w:t xml:space="preserve"> to </w:t>
-      </w:r>
-      <w:r>
-        <w:rPr>
-          <w:rFonts w:ascii="Times New Roman" w:hAnsi="Times New Roman" w:cs="Times New Roman"/>
-          <w:sz w:val="24"/>
-          <w:szCs w:val="24"/>
-        </w:rPr>
-        <w:t xml:space="preserve">17.6% </w:t>
-      </w:r>
-      <w:r>
-        <w:rPr>
-          <w:rFonts w:ascii="Times New Roman" w:hAnsi="Times New Roman" w:cs="Times New Roman"/>
-          <w:sz w:val="24"/>
-          <w:szCs w:val="24"/>
-        </w:rPr>
-        <w:t>across sites, demonstrating a</w:t>
-      </w:r>
-      <w:r>
-        <w:rPr>
-          <w:rFonts w:ascii="Times New Roman" w:hAnsi="Times New Roman" w:cs="Times New Roman"/>
-          <w:sz w:val="24"/>
-          <w:szCs w:val="24"/>
-        </w:rPr>
-        <w:t xml:space="preserve"> synergistic impact and </w:t>
-      </w:r>
-      <w:r>
-        <w:rPr>
-          <w:rFonts w:ascii="Times New Roman" w:hAnsi="Times New Roman" w:cs="Times New Roman"/>
-          <w:sz w:val="24"/>
-          <w:szCs w:val="24"/>
-        </w:rPr>
-        <w:t>emerging</w:t>
-      </w:r>
-      <w:r>
-        <w:rPr>
-          <w:rFonts w:ascii="Times New Roman" w:hAnsi="Times New Roman" w:cs="Times New Roman"/>
-          <w:sz w:val="24"/>
-          <w:szCs w:val="24"/>
-        </w:rPr>
-        <w:t xml:space="preserve"> as</w:t>
-      </w:r>
-      <w:r>
-        <w:rPr>
-          <w:rFonts w:ascii="Times New Roman" w:hAnsi="Times New Roman" w:cs="Times New Roman"/>
-          <w:sz w:val="24"/>
-          <w:szCs w:val="24"/>
-        </w:rPr>
-        <w:t xml:space="preserve"> </w:t>
-      </w:r>
-      <w:r>
-        <w:rPr>
-          <w:rFonts w:ascii="Times New Roman" w:hAnsi="Times New Roman" w:cs="Times New Roman"/>
-          <w:sz w:val="24"/>
-          <w:szCs w:val="24"/>
-        </w:rPr>
-        <w:t xml:space="preserve">the most promising </w:t>
-      </w:r>
-      <w:r>
-        <w:rPr>
-          <w:rFonts w:ascii="Times New Roman" w:hAnsi="Times New Roman" w:cs="Times New Roman"/>
-          <w:sz w:val="24"/>
-          <w:szCs w:val="24"/>
-        </w:rPr>
-        <w:t xml:space="preserve">approach </w:t>
-      </w:r>
-      <w:r>
-        <w:rPr>
-          <w:rFonts w:ascii="Times New Roman" w:hAnsi="Times New Roman" w:cs="Times New Roman"/>
-          <w:sz w:val="24"/>
-          <w:szCs w:val="24"/>
-        </w:rPr>
-        <w:t>to sustain soybean yield</w:t>
-      </w:r>
-      <w:r>
-        <w:rPr>
-          <w:rFonts w:ascii="Times New Roman" w:hAnsi="Times New Roman" w:cs="Times New Roman"/>
-          <w:sz w:val="24"/>
-          <w:szCs w:val="24"/>
-        </w:rPr>
-        <w:t xml:space="preserve"> under </w:t>
-      </w:r>
-      <w:r>
-        <w:rPr>
-          <w:rFonts w:ascii="Times New Roman" w:hAnsi="Times New Roman" w:cs="Times New Roman"/>
-          <w:sz w:val="24"/>
-          <w:szCs w:val="24"/>
-        </w:rPr>
-        <w:t xml:space="preserve">a </w:t>
-      </w:r>
-      <w:r>
-        <w:rPr>
-          <w:rFonts w:ascii="Times New Roman" w:hAnsi="Times New Roman" w:cs="Times New Roman"/>
-          <w:sz w:val="24"/>
-          <w:szCs w:val="24"/>
-        </w:rPr>
-        <w:t>+</w:t>
-      </w:r>
-      <w:r>
-        <w:rPr>
-          <w:rFonts w:ascii="Times New Roman" w:hAnsi="Times New Roman" w:cs="Times New Roman"/>
-          <w:sz w:val="24"/>
-          <w:szCs w:val="24"/>
-        </w:rPr>
-        <w:t>2</w:t>
-      </w:r>
-      <w:r>
-        <w:rPr>
-          <w:rFonts w:ascii="Times New Roman" w:hAnsi="Times New Roman" w:cs="Times New Roman"/>
-          <w:sz w:val="24"/>
-          <w:szCs w:val="24"/>
-        </w:rPr>
-        <w:t>°C</w:t>
-      </w:r>
-      <w:r>
-        <w:rPr>
-          <w:rFonts w:ascii="Times New Roman" w:hAnsi="Times New Roman" w:cs="Times New Roman"/>
-          <w:sz w:val="24"/>
-          <w:szCs w:val="24"/>
-        </w:rPr>
-        <w:t xml:space="preserve"> </w:t>
-      </w:r>
-      <w:r>
-        <w:rPr>
-          <w:rFonts w:ascii="Times New Roman" w:hAnsi="Times New Roman" w:cs="Times New Roman"/>
-          <w:sz w:val="24"/>
-          <w:szCs w:val="24"/>
-        </w:rPr>
-        <w:t>scenario</w:t>
-      </w:r>
-      <w:r>
-        <w:rPr>
-          <w:rFonts w:ascii="Times New Roman" w:hAnsi="Times New Roman" w:cs="Times New Roman"/>
-          <w:sz w:val="24"/>
-          <w:szCs w:val="24"/>
-        </w:rPr>
-        <w:t xml:space="preserve">. </w:t>
-      </w:r>
-      <w:r>
-        <w:rPr>
-          <w:rFonts w:ascii="Times New Roman" w:hAnsi="Times New Roman" w:cs="Times New Roman"/>
-          <w:sz w:val="24"/>
-          <w:szCs w:val="24"/>
-        </w:rPr>
-        <w:t xml:space="preserve">Our </w:t>
-      </w:r>
-      <w:r>
-        <w:rPr>
-          <w:rFonts w:ascii="Times New Roman" w:hAnsi="Times New Roman" w:cs="Times New Roman"/>
-          <w:sz w:val="24"/>
-          <w:szCs w:val="24"/>
-        </w:rPr>
-        <w:t xml:space="preserve">study </w:t>
-      </w:r>
-      <w:r>
-        <w:rPr>
-          <w:rFonts w:ascii="Times New Roman" w:hAnsi="Times New Roman" w:cs="Times New Roman"/>
-          <w:sz w:val="24"/>
-          <w:szCs w:val="24"/>
-        </w:rPr>
-        <w:t>extends previous work</w:t>
-      </w:r>
-      <w:r>
-        <w:rPr>
-          <w:rFonts w:ascii="Times New Roman" w:hAnsi="Times New Roman" w:cs="Times New Roman"/>
-          <w:sz w:val="24"/>
-          <w:szCs w:val="24"/>
-        </w:rPr>
-        <w:t xml:space="preserve"> </w:t>
-      </w:r>
+      <w:ins w:id="36" w:author="Elvis F. Elli" w:date="2026-06-29T10:34:00Z" w16du:dateUtc="2026-06-29T15:34:00Z">
+        <w:r>
+          <w:rPr>
+            <w:rFonts w:ascii="Times New Roman" w:hAnsi="Times New Roman" w:cs="Times New Roman"/>
+            <w:sz w:val="24"/>
+            <w:szCs w:val="24"/>
+          </w:rPr>
+          <w:t>Under the +</w:t>
+        </w:r>
+        <w:r>
+          <w:rPr>
+            <w:rFonts w:ascii="Times New Roman" w:hAnsi="Times New Roman" w:cs="Times New Roman"/>
+            <w:sz w:val="24"/>
+            <w:szCs w:val="24"/>
+          </w:rPr>
+          <w:t xml:space="preserve">2°C </w:t>
+        </w:r>
+        <w:r>
+          <w:rPr>
+            <w:rFonts w:ascii="Times New Roman" w:hAnsi="Times New Roman" w:cs="Times New Roman"/>
+            <w:sz w:val="24"/>
+            <w:szCs w:val="24"/>
+          </w:rPr>
+          <w:t xml:space="preserve">temperature scenario, the standalone strategies of using a late-maturing cultivar and planting earlier increased yield by an average of 0.5% and 2%, respectively, relative to the historical simulations. This implies that </w:t>
+        </w:r>
+        <w:r>
+          <w:rPr>
+            <w:rFonts w:ascii="Times New Roman" w:hAnsi="Times New Roman" w:cs="Times New Roman"/>
+            <w:sz w:val="24"/>
+            <w:szCs w:val="24"/>
+          </w:rPr>
+          <w:lastRenderedPageBreak/>
+          <w:t>individual strategies offset the impacts of higher temperature, resulting in yields comparable to baseline yields under current weather conditions. However, the offset was not consistent across all sites (Figure 1). The combined</w:t>
+        </w:r>
+        <w:r>
+          <w:rPr>
+            <w:rFonts w:ascii="Times New Roman" w:hAnsi="Times New Roman" w:cs="Times New Roman"/>
+            <w:sz w:val="24"/>
+            <w:szCs w:val="24"/>
+          </w:rPr>
+          <w:t xml:space="preserve"> strategies </w:t>
+        </w:r>
+        <w:r>
+          <w:rPr>
+            <w:rFonts w:ascii="Times New Roman" w:hAnsi="Times New Roman" w:cs="Times New Roman"/>
+            <w:sz w:val="24"/>
+            <w:szCs w:val="24"/>
+          </w:rPr>
+          <w:t>increased seed yield by an average of 12% in relation to the baseline, with values ranging from 0.4% to 17.6% across sites, demonstrating a synergistic impact and emerging as</w:t>
+        </w:r>
+        <w:r>
+          <w:rPr>
+            <w:rFonts w:ascii="Times New Roman" w:hAnsi="Times New Roman" w:cs="Times New Roman"/>
+            <w:sz w:val="24"/>
+            <w:szCs w:val="24"/>
+          </w:rPr>
+          <w:t xml:space="preserve"> the most promising </w:t>
+        </w:r>
+        <w:r>
+          <w:rPr>
+            <w:rFonts w:ascii="Times New Roman" w:hAnsi="Times New Roman" w:cs="Times New Roman"/>
+            <w:sz w:val="24"/>
+            <w:szCs w:val="24"/>
+          </w:rPr>
+          <w:t>approach to sustain soybean yield under a +2</w:t>
+        </w:r>
+        <w:r>
+          <w:rPr>
+            <w:rFonts w:ascii="Times New Roman" w:hAnsi="Times New Roman" w:cs="Times New Roman"/>
+            <w:sz w:val="24"/>
+            <w:szCs w:val="24"/>
+          </w:rPr>
+          <w:t>°C</w:t>
+        </w:r>
+        <w:r>
+          <w:rPr>
+            <w:rFonts w:ascii="Times New Roman" w:hAnsi="Times New Roman" w:cs="Times New Roman"/>
+            <w:sz w:val="24"/>
+            <w:szCs w:val="24"/>
+          </w:rPr>
+          <w:t xml:space="preserve"> scenario</w:t>
+        </w:r>
+        <w:r>
+          <w:rPr>
+            <w:rFonts w:ascii="Times New Roman" w:hAnsi="Times New Roman" w:cs="Times New Roman"/>
+            <w:sz w:val="24"/>
+            <w:szCs w:val="24"/>
+          </w:rPr>
+          <w:t xml:space="preserve">. </w:t>
+        </w:r>
+        <w:r>
+          <w:rPr>
+            <w:rFonts w:ascii="Times New Roman" w:hAnsi="Times New Roman" w:cs="Times New Roman"/>
+            <w:sz w:val="24"/>
+            <w:szCs w:val="24"/>
+          </w:rPr>
+          <w:t xml:space="preserve">Our </w:t>
+        </w:r>
+        <w:r>
+          <w:rPr>
+            <w:rFonts w:ascii="Times New Roman" w:hAnsi="Times New Roman" w:cs="Times New Roman"/>
+            <w:sz w:val="24"/>
+            <w:szCs w:val="24"/>
+          </w:rPr>
+          <w:t xml:space="preserve">study </w:t>
+        </w:r>
+        <w:r>
+          <w:rPr>
+            <w:rFonts w:ascii="Times New Roman" w:hAnsi="Times New Roman" w:cs="Times New Roman"/>
+            <w:sz w:val="24"/>
+            <w:szCs w:val="24"/>
+          </w:rPr>
+          <w:t>extends previous work</w:t>
+        </w:r>
+        <w:r>
+          <w:rPr>
+            <w:rFonts w:ascii="Times New Roman" w:hAnsi="Times New Roman" w:cs="Times New Roman"/>
+            <w:sz w:val="24"/>
+            <w:szCs w:val="24"/>
+          </w:rPr>
+          <w:t xml:space="preserve"> </w:t>
+        </w:r>
+      </w:ins>
+      <w:customXmlInsRangeStart w:id="37" w:author="Elvis F. Elli" w:date="2026-06-29T10:34:00Z"/>
       <w:sdt>
         <w:sdtPr>
           <w:rPr>
@@ -7955,133 +7517,128 @@
           <w:tag w:val="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"/>
           <w:id w:val="-460646199"/>
           <w:placeholder>
-            <w:docPart w:val="4A39D4780C514A8DB55B7351CDBABE6E"/>
+            <w:docPart w:val="54DA15AC709442ECA8F91D997154275F"/>
           </w:placeholder>
         </w:sdtPr>
         <w:sdtContent>
-          <w:r>
-            <w:rPr>
-              <w:rFonts w:ascii="Times New Roman" w:hAnsi="Times New Roman" w:cs="Times New Roman"/>
-              <w:color w:val="000000"/>
-              <w:sz w:val="24"/>
-              <w:szCs w:val="24"/>
-            </w:rPr>
-            <w:t>(Elli et al., 2022; Nendel et al., 2023)</w:t>
-          </w:r>
+          <w:customXmlInsRangeEnd w:id="37"/>
+          <w:ins w:id="38" w:author="Elvis F. Elli" w:date="2026-06-29T10:34:00Z" w16du:dateUtc="2026-06-29T15:34:00Z">
+            <w:r>
+              <w:rPr>
+                <w:rFonts w:ascii="Times New Roman" w:hAnsi="Times New Roman" w:cs="Times New Roman"/>
+                <w:color w:val="000000"/>
+                <w:sz w:val="24"/>
+                <w:szCs w:val="24"/>
+              </w:rPr>
+              <w:t>(Elli et al., 2022; Nendel et al., 2023)</w:t>
+            </w:r>
+          </w:ins>
+          <w:customXmlInsRangeStart w:id="39" w:author="Elvis F. Elli" w:date="2026-06-29T10:34:00Z"/>
         </w:sdtContent>
       </w:sdt>
-      <w:r>
-        <w:rPr>
-          <w:rFonts w:ascii="Times New Roman" w:hAnsi="Times New Roman" w:cs="Times New Roman"/>
-          <w:sz w:val="24"/>
-          <w:szCs w:val="24"/>
-        </w:rPr>
-        <w:t xml:space="preserve"> by quantifying the </w:t>
-      </w:r>
-      <w:r>
-        <w:rPr>
-          <w:rFonts w:ascii="Times New Roman" w:hAnsi="Times New Roman" w:cs="Times New Roman"/>
-          <w:sz w:val="24"/>
-          <w:szCs w:val="24"/>
-        </w:rPr>
-        <w:t>synergistic</w:t>
-      </w:r>
-      <w:r>
-        <w:rPr>
-          <w:rFonts w:ascii="Times New Roman" w:hAnsi="Times New Roman" w:cs="Times New Roman"/>
-          <w:sz w:val="24"/>
-          <w:szCs w:val="24"/>
-        </w:rPr>
-        <w:t xml:space="preserve"> effect of agronomic management strategies</w:t>
-      </w:r>
-      <w:r>
-        <w:rPr>
-          <w:rFonts w:ascii="Times New Roman" w:hAnsi="Times New Roman" w:cs="Times New Roman"/>
-          <w:sz w:val="24"/>
-          <w:szCs w:val="24"/>
-        </w:rPr>
-        <w:t xml:space="preserve"> </w:t>
-      </w:r>
-      <w:r>
-        <w:rPr>
-          <w:rFonts w:ascii="Times New Roman" w:hAnsi="Times New Roman" w:cs="Times New Roman"/>
-          <w:sz w:val="24"/>
-          <w:szCs w:val="24"/>
-        </w:rPr>
-        <w:t>to mitigate</w:t>
-      </w:r>
-      <w:r>
-        <w:rPr>
-          <w:rFonts w:ascii="Times New Roman" w:hAnsi="Times New Roman" w:cs="Times New Roman"/>
-          <w:sz w:val="24"/>
-          <w:szCs w:val="24"/>
-        </w:rPr>
-        <w:t xml:space="preserve"> heat risks in irrigated soybean</w:t>
-      </w:r>
-      <w:r>
-        <w:rPr>
-          <w:rFonts w:ascii="Times New Roman" w:hAnsi="Times New Roman" w:cs="Times New Roman"/>
-          <w:sz w:val="24"/>
-          <w:szCs w:val="24"/>
-        </w:rPr>
-        <w:t>s</w:t>
-      </w:r>
-      <w:r>
-        <w:rPr>
-          <w:rFonts w:ascii="Times New Roman" w:hAnsi="Times New Roman" w:cs="Times New Roman"/>
-          <w:sz w:val="24"/>
-          <w:szCs w:val="24"/>
-        </w:rPr>
-        <w:t xml:space="preserve"> </w:t>
-      </w:r>
-      <w:r>
-        <w:rPr>
-          <w:rFonts w:ascii="Times New Roman" w:hAnsi="Times New Roman" w:cs="Times New Roman"/>
-          <w:sz w:val="24"/>
-          <w:szCs w:val="24"/>
-        </w:rPr>
-        <w:t xml:space="preserve">at a fine </w:t>
-      </w:r>
-      <w:r>
-        <w:rPr>
-          <w:rFonts w:ascii="Times New Roman" w:hAnsi="Times New Roman" w:cs="Times New Roman"/>
-          <w:sz w:val="24"/>
-          <w:szCs w:val="24"/>
-        </w:rPr>
-        <w:t>spatial</w:t>
-      </w:r>
-      <w:r>
-        <w:rPr>
-          <w:rFonts w:ascii="Times New Roman" w:hAnsi="Times New Roman" w:cs="Times New Roman"/>
-          <w:sz w:val="24"/>
-          <w:szCs w:val="24"/>
-        </w:rPr>
-        <w:t xml:space="preserve"> resolution</w:t>
-      </w:r>
-      <w:r>
-        <w:rPr>
-          <w:rFonts w:ascii="Times New Roman" w:hAnsi="Times New Roman" w:cs="Times New Roman"/>
-          <w:sz w:val="24"/>
-          <w:szCs w:val="24"/>
-        </w:rPr>
-        <w:t xml:space="preserve"> in the </w:t>
-      </w:r>
-      <w:r>
-        <w:rPr>
-          <w:rFonts w:ascii="Times New Roman" w:hAnsi="Times New Roman" w:cs="Times New Roman"/>
-          <w:sz w:val="24"/>
-          <w:szCs w:val="24"/>
-        </w:rPr>
-        <w:t>U.S. Mid-South</w:t>
-      </w:r>
-      <w:r>
-        <w:rPr>
-          <w:rFonts w:ascii="Times New Roman" w:hAnsi="Times New Roman" w:cs="Times New Roman"/>
-          <w:sz w:val="24"/>
-          <w:szCs w:val="24"/>
-        </w:rPr>
-        <w:t>.</w:t>
-      </w:r>
+      <w:customXmlInsRangeEnd w:id="39"/>
+      <w:ins w:id="40" w:author="Elvis F. Elli" w:date="2026-06-29T10:34:00Z" w16du:dateUtc="2026-06-29T15:34:00Z">
+        <w:r>
+          <w:rPr>
+            <w:rFonts w:ascii="Times New Roman" w:hAnsi="Times New Roman" w:cs="Times New Roman"/>
+            <w:sz w:val="24"/>
+            <w:szCs w:val="24"/>
+          </w:rPr>
+          <w:t xml:space="preserve"> by quantifying the </w:t>
+        </w:r>
+        <w:r>
+          <w:rPr>
+            <w:rFonts w:ascii="Times New Roman" w:hAnsi="Times New Roman" w:cs="Times New Roman"/>
+            <w:sz w:val="24"/>
+            <w:szCs w:val="24"/>
+          </w:rPr>
+          <w:t xml:space="preserve">synergistic effect of </w:t>
+        </w:r>
+      </w:ins>
+      <w:ins w:id="41" w:author="Elvis F. Elli" w:date="2026-06-29T13:05:00Z" w16du:dateUtc="2026-06-29T18:05:00Z">
+        <w:r>
+          <w:rPr>
+            <w:rFonts w:ascii="Times New Roman" w:hAnsi="Times New Roman" w:cs="Times New Roman"/>
+            <w:sz w:val="24"/>
+            <w:szCs w:val="24"/>
+          </w:rPr>
+          <w:t xml:space="preserve">stacked </w:t>
+        </w:r>
+      </w:ins>
+      <w:ins w:id="42" w:author="Elvis F. Elli" w:date="2026-06-29T10:34:00Z" w16du:dateUtc="2026-06-29T15:34:00Z">
+        <w:r>
+          <w:rPr>
+            <w:rFonts w:ascii="Times New Roman" w:hAnsi="Times New Roman" w:cs="Times New Roman"/>
+            <w:sz w:val="24"/>
+            <w:szCs w:val="24"/>
+          </w:rPr>
+          <w:t>agronomic management strategies</w:t>
+        </w:r>
+        <w:r>
+          <w:rPr>
+            <w:rFonts w:ascii="Times New Roman" w:hAnsi="Times New Roman" w:cs="Times New Roman"/>
+            <w:sz w:val="24"/>
+            <w:szCs w:val="24"/>
+          </w:rPr>
+          <w:t xml:space="preserve"> </w:t>
+        </w:r>
+        <w:r>
+          <w:rPr>
+            <w:rFonts w:ascii="Times New Roman" w:hAnsi="Times New Roman" w:cs="Times New Roman"/>
+            <w:sz w:val="24"/>
+            <w:szCs w:val="24"/>
+          </w:rPr>
+          <w:t>to mitigate</w:t>
+        </w:r>
+        <w:r>
+          <w:rPr>
+            <w:rFonts w:ascii="Times New Roman" w:hAnsi="Times New Roman" w:cs="Times New Roman"/>
+            <w:sz w:val="24"/>
+            <w:szCs w:val="24"/>
+          </w:rPr>
+          <w:t xml:space="preserve"> heat risks in irrigated soybean</w:t>
+        </w:r>
+        <w:r>
+          <w:rPr>
+            <w:rFonts w:ascii="Times New Roman" w:hAnsi="Times New Roman" w:cs="Times New Roman"/>
+            <w:sz w:val="24"/>
+            <w:szCs w:val="24"/>
+          </w:rPr>
+          <w:t>s</w:t>
+        </w:r>
+        <w:r>
+          <w:rPr>
+            <w:rFonts w:ascii="Times New Roman" w:hAnsi="Times New Roman" w:cs="Times New Roman"/>
+            <w:sz w:val="24"/>
+            <w:szCs w:val="24"/>
+          </w:rPr>
+          <w:t xml:space="preserve"> </w:t>
+        </w:r>
+        <w:r>
+          <w:rPr>
+            <w:rFonts w:ascii="Times New Roman" w:hAnsi="Times New Roman" w:cs="Times New Roman"/>
+            <w:sz w:val="24"/>
+            <w:szCs w:val="24"/>
+          </w:rPr>
+          <w:t xml:space="preserve">at a fine spatial resolution in the </w:t>
+        </w:r>
+        <w:r>
+          <w:rPr>
+            <w:rFonts w:ascii="Times New Roman" w:hAnsi="Times New Roman" w:cs="Times New Roman"/>
+            <w:sz w:val="24"/>
+            <w:szCs w:val="24"/>
+          </w:rPr>
+          <w:t>U.S. Mid-South</w:t>
+        </w:r>
+        <w:r>
+          <w:rPr>
+            <w:rFonts w:ascii="Times New Roman" w:hAnsi="Times New Roman" w:cs="Times New Roman"/>
+            <w:sz w:val="24"/>
+            <w:szCs w:val="24"/>
+          </w:rPr>
+          <w:t>.</w:t>
+        </w:r>
+      </w:ins>
     </w:p>
     <w:p>
       <w:pPr>
@@ -8395,37 +7952,43 @@
         </w:rPr>
         <w:t xml:space="preserve">. </w:t>
       </w:r>
-      <w:r>
-        <w:rPr>
-          <w:rFonts w:ascii="Times New Roman" w:hAnsi="Times New Roman" w:cs="Times New Roman"/>
-          <w:sz w:val="24"/>
-          <w:szCs w:val="24"/>
-        </w:rPr>
-        <w:t xml:space="preserve">While Elli et al. (2022) did not quantify the combined impact of high temperatures and agronomic management, they found that </w:t>
-      </w:r>
-      <w:r>
-        <w:rPr>
-          <w:rFonts w:ascii="Times New Roman" w:hAnsi="Times New Roman" w:cs="Times New Roman"/>
-          <w:sz w:val="24"/>
-          <w:szCs w:val="24"/>
-        </w:rPr>
-        <w:t xml:space="preserve">sowing </w:t>
-      </w:r>
-      <w:r>
-        <w:rPr>
-          <w:rFonts w:ascii="Times New Roman" w:hAnsi="Times New Roman" w:cs="Times New Roman"/>
-          <w:sz w:val="24"/>
-          <w:szCs w:val="24"/>
-        </w:rPr>
-        <w:t xml:space="preserve">12 days earlier </w:t>
-      </w:r>
-      <w:r>
-        <w:rPr>
-          <w:rFonts w:ascii="Times New Roman" w:hAnsi="Times New Roman" w:cs="Times New Roman"/>
-          <w:sz w:val="24"/>
-          <w:szCs w:val="24"/>
-        </w:rPr>
-        <w:t xml:space="preserve">increased soybean seed yield by 4.7%. </w:t>
+      <w:ins w:id="43" w:author="Elvis F. Elli" w:date="2026-06-29T10:34:00Z" w16du:dateUtc="2026-06-29T15:34:00Z">
+        <w:r>
+          <w:rPr>
+            <w:rFonts w:ascii="Times New Roman" w:hAnsi="Times New Roman" w:cs="Times New Roman"/>
+            <w:sz w:val="24"/>
+            <w:szCs w:val="24"/>
+          </w:rPr>
+          <w:t xml:space="preserve">While Elli et al. (2022) did not quantify the combined impact of high temperatures and </w:t>
+        </w:r>
+      </w:ins>
+      <w:ins w:id="44" w:author="Elvis F. Elli" w:date="2026-06-29T13:06:00Z" w16du:dateUtc="2026-06-29T18:06:00Z">
+        <w:r>
+          <w:rPr>
+            <w:rFonts w:ascii="Times New Roman" w:hAnsi="Times New Roman" w:cs="Times New Roman"/>
+            <w:sz w:val="24"/>
+            <w:szCs w:val="24"/>
+          </w:rPr>
+          <w:t xml:space="preserve">stacked </w:t>
+        </w:r>
+      </w:ins>
+      <w:ins w:id="45" w:author="Elvis F. Elli" w:date="2026-06-29T10:34:00Z" w16du:dateUtc="2026-06-29T15:34:00Z">
+        <w:r>
+          <w:rPr>
+            <w:rFonts w:ascii="Times New Roman" w:hAnsi="Times New Roman" w:cs="Times New Roman"/>
+            <w:sz w:val="24"/>
+            <w:szCs w:val="24"/>
+          </w:rPr>
+          <w:t>agronomic management, they found that sowing 12 days earlier increased soybean seed yield by 4.7%.</w:t>
+        </w:r>
+      </w:ins>
+      <w:r>
+        <w:rPr>
+          <w:rFonts w:ascii="Times New Roman" w:hAnsi="Times New Roman" w:cs="Times New Roman"/>
+          <w:sz w:val="24"/>
+          <w:szCs w:val="24"/>
+        </w:rPr>
+        <w:t xml:space="preserve"> </w:t>
       </w:r>
       <w:sdt>
         <w:sdtPr>
@@ -8798,6 +8361,17 @@
         </w:rPr>
         <w:t xml:space="preserve">. Moreover, </w:t>
       </w:r>
+      <w:ins w:id="46" w:author="Elvis F. Elli" w:date="2026-06-29T10:11:00Z" w16du:dateUtc="2026-06-29T15:11:00Z">
+        <w:r>
+          <w:rPr>
+            <w:rFonts w:ascii="Times New Roman" w:hAnsi="Times New Roman" w:cs="Times New Roman"/>
+            <w:color w:val="000000"/>
+            <w:sz w:val="24"/>
+            <w:szCs w:val="24"/>
+          </w:rPr>
+          <w:t xml:space="preserve">structural </w:t>
+        </w:r>
+      </w:ins>
       <w:r>
         <w:rPr>
           <w:rFonts w:ascii="Times New Roman" w:hAnsi="Times New Roman" w:cs="Times New Roman"/>
@@ -9111,47 +8685,34 @@
         </w:rPr>
         <w:t xml:space="preserve">. </w:t>
       </w:r>
-      <w:r>
-        <w:rPr>
-          <w:rFonts w:ascii="Times New Roman" w:hAnsi="Times New Roman" w:cs="Times New Roman"/>
-          <w:sz w:val="24"/>
-          <w:szCs w:val="24"/>
-        </w:rPr>
-        <w:t xml:space="preserve">The APSIM-soybean version used in the present study </w:t>
-      </w:r>
-      <w:r>
-        <w:rPr>
-          <w:rFonts w:ascii="Times New Roman" w:hAnsi="Times New Roman" w:cs="Times New Roman"/>
-          <w:sz w:val="24"/>
-          <w:szCs w:val="24"/>
-        </w:rPr>
-        <w:t xml:space="preserve">accounts for </w:t>
-      </w:r>
-      <w:r>
-        <w:rPr>
-          <w:rFonts w:ascii="Times New Roman" w:hAnsi="Times New Roman" w:cs="Times New Roman"/>
-          <w:sz w:val="24"/>
-          <w:szCs w:val="24"/>
-        </w:rPr>
-        <w:lastRenderedPageBreak/>
-        <w:t xml:space="preserve">temperature effects on </w:t>
-      </w:r>
-      <w:r>
-        <w:rPr>
-          <w:rFonts w:ascii="Times New Roman" w:hAnsi="Times New Roman" w:cs="Times New Roman"/>
-          <w:sz w:val="24"/>
-          <w:szCs w:val="24"/>
-        </w:rPr>
-        <w:t>crop</w:t>
-      </w:r>
-      <w:r>
-        <w:rPr>
-          <w:rFonts w:ascii="Times New Roman" w:hAnsi="Times New Roman" w:cs="Times New Roman"/>
-          <w:sz w:val="24"/>
-          <w:szCs w:val="24"/>
-        </w:rPr>
-        <w:t xml:space="preserve"> growth rate </w:t>
-      </w:r>
+      <w:ins w:id="47" w:author="Elvis F. Elli" w:date="2026-06-29T10:12:00Z" w16du:dateUtc="2026-06-29T15:12:00Z">
+        <w:r>
+          <w:rPr>
+            <w:rFonts w:ascii="Times New Roman" w:hAnsi="Times New Roman" w:cs="Times New Roman"/>
+            <w:sz w:val="24"/>
+            <w:szCs w:val="24"/>
+          </w:rPr>
+          <w:t xml:space="preserve">The APSIM-soybean version used in the </w:t>
+        </w:r>
+        <w:r>
+          <w:rPr>
+            <w:rFonts w:ascii="Times New Roman" w:hAnsi="Times New Roman" w:cs="Times New Roman"/>
+            <w:sz w:val="24"/>
+            <w:szCs w:val="24"/>
+          </w:rPr>
+          <w:lastRenderedPageBreak/>
+          <w:t xml:space="preserve">present study </w:t>
+        </w:r>
+        <w:r>
+          <w:rPr>
+            <w:rFonts w:ascii="Times New Roman" w:hAnsi="Times New Roman" w:cs="Times New Roman"/>
+            <w:sz w:val="24"/>
+            <w:szCs w:val="24"/>
+          </w:rPr>
+          <w:t xml:space="preserve">accounts for temperature effects on crop growth rate </w:t>
+        </w:r>
+      </w:ins>
+      <w:customXmlInsRangeStart w:id="48" w:author="Elvis F. Elli" w:date="2026-06-29T10:12:00Z"/>
       <w:sdt>
         <w:sdtPr>
           <w:rPr>
@@ -9163,82 +8724,81 @@
           <w:tag w:val="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"/>
           <w:id w:val="-1166555904"/>
           <w:placeholder>
-            <w:docPart w:val="DefaultPlaceholder_-1854013440"/>
+            <w:docPart w:val="40ACB9CC382B4D7DBE1E36B4BB3B4605"/>
           </w:placeholder>
         </w:sdtPr>
         <w:sdtContent>
-          <w:r>
-            <w:rPr>
-              <w:rFonts w:ascii="Times New Roman" w:hAnsi="Times New Roman" w:cs="Times New Roman"/>
-              <w:color w:val="000000"/>
-              <w:sz w:val="24"/>
-              <w:szCs w:val="24"/>
-            </w:rPr>
-            <w:t>(Kothari et al., 2024)</w:t>
-          </w:r>
+          <w:customXmlInsRangeEnd w:id="48"/>
+          <w:ins w:id="49" w:author="Elvis F. Elli" w:date="2026-06-29T10:12:00Z" w16du:dateUtc="2026-06-29T15:12:00Z">
+            <w:r>
+              <w:rPr>
+                <w:rFonts w:ascii="Times New Roman" w:hAnsi="Times New Roman" w:cs="Times New Roman"/>
+                <w:color w:val="000000"/>
+                <w:sz w:val="24"/>
+                <w:szCs w:val="24"/>
+              </w:rPr>
+              <w:t>(Kothari et al., 2024)</w:t>
+            </w:r>
+          </w:ins>
+          <w:customXmlInsRangeStart w:id="50" w:author="Elvis F. Elli" w:date="2026-06-29T10:12:00Z"/>
         </w:sdtContent>
       </w:sdt>
-      <w:r>
-        <w:rPr>
-          <w:rFonts w:ascii="Times New Roman" w:hAnsi="Times New Roman" w:cs="Times New Roman"/>
-          <w:color w:val="000000"/>
-          <w:sz w:val="24"/>
-          <w:szCs w:val="24"/>
-        </w:rPr>
-        <w:t xml:space="preserve">, </w:t>
-      </w:r>
-      <w:r>
-        <w:rPr>
-          <w:rFonts w:ascii="Times New Roman" w:hAnsi="Times New Roman" w:cs="Times New Roman"/>
-          <w:color w:val="000000"/>
-          <w:sz w:val="24"/>
-          <w:szCs w:val="24"/>
-        </w:rPr>
-        <w:t>but does not account for the impacts of extreme heat on seed number determination</w:t>
-      </w:r>
-      <w:r>
-        <w:rPr>
-          <w:rFonts w:ascii="Times New Roman" w:hAnsi="Times New Roman" w:cs="Times New Roman"/>
-          <w:color w:val="000000"/>
-          <w:sz w:val="24"/>
-          <w:szCs w:val="24"/>
-        </w:rPr>
-        <w:t>,</w:t>
-      </w:r>
-      <w:r>
-        <w:rPr>
-          <w:rFonts w:ascii="Times New Roman" w:hAnsi="Times New Roman" w:cs="Times New Roman"/>
-          <w:color w:val="000000"/>
-          <w:sz w:val="24"/>
-          <w:szCs w:val="24"/>
-        </w:rPr>
-        <w:t xml:space="preserve"> </w:t>
-      </w:r>
-      <w:r>
-        <w:rPr>
-          <w:rFonts w:ascii="Times New Roman" w:hAnsi="Times New Roman" w:cs="Times New Roman"/>
-          <w:sz w:val="24"/>
-          <w:szCs w:val="24"/>
-        </w:rPr>
-        <w:t xml:space="preserve">a </w:t>
-      </w:r>
-      <w:r>
-        <w:rPr>
-          <w:rFonts w:ascii="Times New Roman" w:hAnsi="Times New Roman" w:cs="Times New Roman"/>
-          <w:sz w:val="24"/>
-          <w:szCs w:val="24"/>
-        </w:rPr>
-        <w:t>common limitation in process-based models</w:t>
-      </w:r>
-      <w:r>
-        <w:rPr>
-          <w:rFonts w:ascii="Times New Roman" w:hAnsi="Times New Roman" w:cs="Times New Roman"/>
-          <w:color w:val="000000"/>
-          <w:sz w:val="24"/>
-          <w:szCs w:val="24"/>
-        </w:rPr>
-        <w:t xml:space="preserve"> </w:t>
-      </w:r>
+      <w:customXmlInsRangeEnd w:id="50"/>
+      <w:ins w:id="51" w:author="Elvis F. Elli" w:date="2026-06-29T10:12:00Z" w16du:dateUtc="2026-06-29T15:12:00Z">
+        <w:r>
+          <w:rPr>
+            <w:rFonts w:ascii="Times New Roman" w:hAnsi="Times New Roman" w:cs="Times New Roman"/>
+            <w:color w:val="000000"/>
+            <w:sz w:val="24"/>
+            <w:szCs w:val="24"/>
+          </w:rPr>
+          <w:t xml:space="preserve">, </w:t>
+        </w:r>
+        <w:r>
+          <w:rPr>
+            <w:rFonts w:ascii="Times New Roman" w:hAnsi="Times New Roman" w:cs="Times New Roman"/>
+            <w:color w:val="000000"/>
+            <w:sz w:val="24"/>
+            <w:szCs w:val="24"/>
+          </w:rPr>
+          <w:t>but does not account for the impacts of extreme heat on seed number determination</w:t>
+        </w:r>
+        <w:r>
+          <w:rPr>
+            <w:rFonts w:ascii="Times New Roman" w:hAnsi="Times New Roman" w:cs="Times New Roman"/>
+            <w:color w:val="000000"/>
+            <w:sz w:val="24"/>
+            <w:szCs w:val="24"/>
+          </w:rPr>
+          <w:t xml:space="preserve">, </w:t>
+        </w:r>
+        <w:r>
+          <w:rPr>
+            <w:rFonts w:ascii="Times New Roman" w:hAnsi="Times New Roman" w:cs="Times New Roman"/>
+            <w:sz w:val="24"/>
+            <w:szCs w:val="24"/>
+          </w:rPr>
+          <w:t xml:space="preserve">a </w:t>
+        </w:r>
+        <w:r>
+          <w:rPr>
+            <w:rFonts w:ascii="Times New Roman" w:hAnsi="Times New Roman" w:cs="Times New Roman"/>
+            <w:sz w:val="24"/>
+            <w:szCs w:val="24"/>
+          </w:rPr>
+          <w:t>common limitation in process-based models</w:t>
+        </w:r>
+        <w:r>
+          <w:rPr>
+            <w:rFonts w:ascii="Times New Roman" w:hAnsi="Times New Roman" w:cs="Times New Roman"/>
+            <w:color w:val="000000"/>
+            <w:sz w:val="24"/>
+            <w:szCs w:val="24"/>
+          </w:rPr>
+          <w:t xml:space="preserve"> </w:t>
+        </w:r>
+      </w:ins>
+      <w:customXmlInsRangeStart w:id="52" w:author="Elvis F. Elli" w:date="2026-06-29T10:12:00Z"/>
       <w:sdt>
         <w:sdtPr>
           <w:rPr>
@@ -9250,48 +8810,47 @@
           <w:tag w:val="MENDELEY_CITATION_v3_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"/>
           <w:id w:val="453452177"/>
           <w:placeholder>
-            <w:docPart w:val="DefaultPlaceholder_-1854013440"/>
+            <w:docPart w:val="40ACB9CC382B4D7DBE1E36B4BB3B4605"/>
           </w:placeholder>
         </w:sdtPr>
         <w:sdtContent>
-          <w:r>
-            <w:rPr>
-              <w:rFonts w:ascii="Times New Roman" w:hAnsi="Times New Roman" w:cs="Times New Roman"/>
-              <w:color w:val="000000"/>
-              <w:sz w:val="24"/>
-              <w:szCs w:val="24"/>
-            </w:rPr>
-            <w:t>(Richetti et al., 2025)</w:t>
-          </w:r>
+          <w:customXmlInsRangeEnd w:id="52"/>
+          <w:ins w:id="53" w:author="Elvis F. Elli" w:date="2026-06-29T10:12:00Z" w16du:dateUtc="2026-06-29T15:12:00Z">
+            <w:r>
+              <w:rPr>
+                <w:rFonts w:ascii="Times New Roman" w:hAnsi="Times New Roman" w:cs="Times New Roman"/>
+                <w:color w:val="000000"/>
+                <w:sz w:val="24"/>
+                <w:szCs w:val="24"/>
+              </w:rPr>
+              <w:t>(Richetti et al., 2025)</w:t>
+            </w:r>
+          </w:ins>
+          <w:customXmlInsRangeStart w:id="54" w:author="Elvis F. Elli" w:date="2026-06-29T10:12:00Z"/>
         </w:sdtContent>
       </w:sdt>
-      <w:r>
-        <w:rPr>
-          <w:rFonts w:ascii="Times New Roman" w:hAnsi="Times New Roman" w:cs="Times New Roman"/>
-          <w:color w:val="000000"/>
-          <w:sz w:val="24"/>
-          <w:szCs w:val="24"/>
-        </w:rPr>
-        <w:t xml:space="preserve">. </w:t>
-      </w:r>
-      <w:r>
-        <w:rPr>
-          <w:rFonts w:ascii="Times New Roman" w:hAnsi="Times New Roman" w:cs="Times New Roman"/>
-          <w:color w:val="000000"/>
-          <w:sz w:val="24"/>
-          <w:szCs w:val="24"/>
-        </w:rPr>
-        <w:t>Moreover, APSIM assumes constant temperature responses throughout the life cycle, whereas in soybeans this response may change across developmental stages</w:t>
-      </w:r>
-      <w:r>
-        <w:rPr>
-          <w:rFonts w:ascii="Times New Roman" w:hAnsi="Times New Roman" w:cs="Times New Roman"/>
-          <w:color w:val="000000"/>
-          <w:sz w:val="24"/>
-          <w:szCs w:val="24"/>
-        </w:rPr>
-        <w:t xml:space="preserve"> </w:t>
-      </w:r>
+      <w:customXmlInsRangeEnd w:id="54"/>
+      <w:ins w:id="55" w:author="Elvis F. Elli" w:date="2026-06-29T10:12:00Z" w16du:dateUtc="2026-06-29T15:12:00Z">
+        <w:r>
+          <w:rPr>
+            <w:rFonts w:ascii="Times New Roman" w:hAnsi="Times New Roman" w:cs="Times New Roman"/>
+            <w:color w:val="000000"/>
+            <w:sz w:val="24"/>
+            <w:szCs w:val="24"/>
+          </w:rPr>
+          <w:t xml:space="preserve">. </w:t>
+        </w:r>
+        <w:r>
+          <w:rPr>
+            <w:rFonts w:ascii="Times New Roman" w:hAnsi="Times New Roman" w:cs="Times New Roman"/>
+            <w:color w:val="000000"/>
+            <w:sz w:val="24"/>
+            <w:szCs w:val="24"/>
+          </w:rPr>
+          <w:t xml:space="preserve">Moreover, APSIM assumes constant temperature responses throughout the life cycle, whereas in soybeans this response may change across developmental stages </w:t>
+        </w:r>
+      </w:ins>
+      <w:customXmlInsRangeStart w:id="56" w:author="Elvis F. Elli" w:date="2026-06-29T10:12:00Z"/>
       <w:sdt>
         <w:sdtPr>
           <w:rPr>
@@ -9303,30 +8862,37 @@
           <w:tag w:val="MENDELEY_CITATION_v3_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"/>
           <w:id w:val="-1535654012"/>
           <w:placeholder>
-            <w:docPart w:val="DefaultPlaceholder_-1854013440"/>
+            <w:docPart w:val="D973240DD1A34BB69C7D4CFD760FC3FF"/>
           </w:placeholder>
         </w:sdtPr>
         <w:sdtContent>
-          <w:r>
-            <w:rPr>
-              <w:rFonts w:ascii="Times New Roman" w:hAnsi="Times New Roman" w:cs="Times New Roman"/>
-              <w:color w:val="000000"/>
-              <w:sz w:val="24"/>
-              <w:szCs w:val="24"/>
-            </w:rPr>
-            <w:t>(Hatfield et al., 2011)</w:t>
-          </w:r>
+          <w:customXmlInsRangeEnd w:id="56"/>
+          <w:ins w:id="57" w:author="Elvis F. Elli" w:date="2026-06-29T10:12:00Z" w16du:dateUtc="2026-06-29T15:12:00Z">
+            <w:r>
+              <w:rPr>
+                <w:rFonts w:ascii="Times New Roman" w:hAnsi="Times New Roman" w:cs="Times New Roman"/>
+                <w:color w:val="000000"/>
+                <w:sz w:val="24"/>
+                <w:szCs w:val="24"/>
+              </w:rPr>
+              <w:t>(Hatfield et al., 2011)</w:t>
+            </w:r>
+          </w:ins>
+          <w:customXmlInsRangeStart w:id="58" w:author="Elvis F. Elli" w:date="2026-06-29T10:12:00Z"/>
         </w:sdtContent>
       </w:sdt>
-      <w:r>
-        <w:rPr>
-          <w:rFonts w:ascii="Times New Roman" w:hAnsi="Times New Roman" w:cs="Times New Roman"/>
-          <w:color w:val="000000"/>
-          <w:sz w:val="24"/>
-          <w:szCs w:val="24"/>
-        </w:rPr>
-        <w:t>.</w:t>
-      </w:r>
+      <w:customXmlInsRangeEnd w:id="58"/>
+      <w:ins w:id="59" w:author="Elvis F. Elli" w:date="2026-06-29T10:12:00Z" w16du:dateUtc="2026-06-29T15:12:00Z">
+        <w:r>
+          <w:rPr>
+            <w:rFonts w:ascii="Times New Roman" w:hAnsi="Times New Roman" w:cs="Times New Roman"/>
+            <w:color w:val="000000"/>
+            <w:sz w:val="24"/>
+            <w:szCs w:val="24"/>
+          </w:rPr>
+          <w:t>.</w:t>
+        </w:r>
+      </w:ins>
     </w:p>
     <w:p>
       <w:pPr>
@@ -9515,78 +9081,18 @@
         </w:rPr>
         <w:t xml:space="preserve">. </w:t>
       </w:r>
-      <w:r>
-        <w:rPr>
-          <w:rFonts w:ascii="Times New Roman" w:hAnsi="Times New Roman" w:cs="Times New Roman"/>
-          <w:color w:val="000000" w:themeColor="text1"/>
-          <w:sz w:val="24"/>
-          <w:szCs w:val="24"/>
-        </w:rPr>
-        <w:t xml:space="preserve">Extending the seed </w:t>
-      </w:r>
-      <w:r>
-        <w:rPr>
-          <w:rFonts w:ascii="Times New Roman" w:hAnsi="Times New Roman" w:cs="Times New Roman"/>
-          <w:color w:val="000000" w:themeColor="text1"/>
-          <w:sz w:val="24"/>
-          <w:szCs w:val="24"/>
-        </w:rPr>
-        <w:t>filling</w:t>
-      </w:r>
-      <w:r>
-        <w:rPr>
-          <w:rFonts w:ascii="Times New Roman" w:hAnsi="Times New Roman" w:cs="Times New Roman"/>
-          <w:color w:val="000000" w:themeColor="text1"/>
-          <w:sz w:val="24"/>
-          <w:szCs w:val="24"/>
-        </w:rPr>
-        <w:t xml:space="preserve"> period was a promising strategy to maximize </w:t>
-      </w:r>
-      <w:r>
-        <w:rPr>
-          <w:rFonts w:ascii="Times New Roman" w:hAnsi="Times New Roman" w:cs="Times New Roman"/>
-          <w:color w:val="000000" w:themeColor="text1"/>
-          <w:sz w:val="24"/>
-          <w:szCs w:val="24"/>
-        </w:rPr>
-        <w:t>soybean seed</w:t>
-      </w:r>
-      <w:r>
-        <w:rPr>
-          <w:rFonts w:ascii="Times New Roman" w:hAnsi="Times New Roman" w:cs="Times New Roman"/>
-          <w:color w:val="000000" w:themeColor="text1"/>
-          <w:sz w:val="24"/>
-          <w:szCs w:val="24"/>
-        </w:rPr>
-        <w:t xml:space="preserve"> yield (Figure </w:t>
-      </w:r>
-      <w:r>
-        <w:rPr>
-          <w:rFonts w:ascii="Times New Roman" w:hAnsi="Times New Roman" w:cs="Times New Roman"/>
-          <w:color w:val="000000" w:themeColor="text1"/>
-          <w:sz w:val="24"/>
-          <w:szCs w:val="24"/>
-        </w:rPr>
-        <w:t>1</w:t>
-      </w:r>
-      <w:r>
-        <w:rPr>
-          <w:rFonts w:ascii="Times New Roman" w:hAnsi="Times New Roman" w:cs="Times New Roman"/>
-          <w:color w:val="000000" w:themeColor="text1"/>
-          <w:sz w:val="24"/>
-          <w:szCs w:val="24"/>
-        </w:rPr>
-        <w:t>)</w:t>
-      </w:r>
-      <w:r>
-        <w:rPr>
-          <w:rFonts w:ascii="Times New Roman" w:hAnsi="Times New Roman" w:cs="Times New Roman"/>
-          <w:color w:val="000000" w:themeColor="text1"/>
-          <w:sz w:val="24"/>
-          <w:szCs w:val="24"/>
-        </w:rPr>
-        <w:t xml:space="preserve">, which agrees with the findings of </w:t>
-      </w:r>
+      <w:ins w:id="60" w:author="Elvis F. Elli" w:date="2026-06-29T10:52:00Z" w16du:dateUtc="2026-06-29T15:52:00Z">
+        <w:r>
+          <w:rPr>
+            <w:rFonts w:ascii="Times New Roman" w:hAnsi="Times New Roman" w:cs="Times New Roman"/>
+            <w:color w:val="000000" w:themeColor="text1"/>
+            <w:sz w:val="24"/>
+            <w:szCs w:val="24"/>
+          </w:rPr>
+          <w:t xml:space="preserve">Extending the seed filling period was a promising strategy to maximize soybean seed yield (Figure 1), which agrees with the findings of </w:t>
+        </w:r>
+      </w:ins>
+      <w:customXmlInsRangeStart w:id="61" w:author="Elvis F. Elli" w:date="2026-06-29T10:52:00Z"/>
       <w:sdt>
         <w:sdtPr>
           <w:rPr>
@@ -9598,175 +9104,87 @@
           <w:tag w:val="MENDELEY_CITATION_v3_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"/>
           <w:id w:val="1601749790"/>
           <w:placeholder>
-            <w:docPart w:val="DefaultPlaceholder_-1854013440"/>
+            <w:docPart w:val="558BE8F704DE42DE9E06B8674C9B4F0E"/>
           </w:placeholder>
         </w:sdtPr>
         <w:sdtContent>
-          <w:r>
-            <w:rPr>
-              <w:rFonts w:ascii="Times New Roman" w:hAnsi="Times New Roman" w:cs="Times New Roman"/>
-              <w:color w:val="000000"/>
-              <w:sz w:val="24"/>
-              <w:szCs w:val="24"/>
-            </w:rPr>
-            <w:t>Boote et al. (2003)</w:t>
-          </w:r>
+          <w:customXmlInsRangeEnd w:id="61"/>
+          <w:ins w:id="62" w:author="Elvis F. Elli" w:date="2026-06-29T10:52:00Z" w16du:dateUtc="2026-06-29T15:52:00Z">
+            <w:r>
+              <w:rPr>
+                <w:rFonts w:ascii="Times New Roman" w:hAnsi="Times New Roman" w:cs="Times New Roman"/>
+                <w:color w:val="000000"/>
+                <w:sz w:val="24"/>
+                <w:szCs w:val="24"/>
+              </w:rPr>
+              <w:t>Boote et al. (2003)</w:t>
+            </w:r>
+          </w:ins>
+          <w:customXmlInsRangeStart w:id="63" w:author="Elvis F. Elli" w:date="2026-06-29T10:52:00Z"/>
         </w:sdtContent>
       </w:sdt>
-      <w:r>
-        <w:rPr>
-          <w:rFonts w:ascii="Times New Roman" w:hAnsi="Times New Roman" w:cs="Times New Roman"/>
-          <w:color w:val="000000" w:themeColor="text1"/>
-          <w:sz w:val="24"/>
-          <w:szCs w:val="24"/>
-        </w:rPr>
-        <w:t xml:space="preserve">. However, </w:t>
-      </w:r>
-      <w:r>
-        <w:rPr>
-          <w:rFonts w:ascii="Times New Roman" w:hAnsi="Times New Roman" w:cs="Times New Roman"/>
-          <w:color w:val="000000" w:themeColor="text1"/>
-          <w:sz w:val="24"/>
-          <w:szCs w:val="24"/>
-        </w:rPr>
-        <w:t>phenology did not fully explain</w:t>
-      </w:r>
-      <w:r>
-        <w:rPr>
-          <w:rFonts w:ascii="Times New Roman" w:hAnsi="Times New Roman" w:cs="Times New Roman"/>
-          <w:color w:val="000000" w:themeColor="text1"/>
-          <w:sz w:val="24"/>
-          <w:szCs w:val="24"/>
-        </w:rPr>
-        <w:t xml:space="preserve"> yield reduction under warming, especially </w:t>
-      </w:r>
-      <w:r>
-        <w:rPr>
-          <w:rFonts w:ascii="Times New Roman" w:hAnsi="Times New Roman" w:cs="Times New Roman"/>
-          <w:color w:val="000000" w:themeColor="text1"/>
-          <w:sz w:val="24"/>
-          <w:szCs w:val="24"/>
-        </w:rPr>
-        <w:t>in</w:t>
-      </w:r>
-      <w:r>
-        <w:rPr>
-          <w:rFonts w:ascii="Times New Roman" w:hAnsi="Times New Roman" w:cs="Times New Roman"/>
-          <w:color w:val="000000" w:themeColor="text1"/>
-          <w:sz w:val="24"/>
-          <w:szCs w:val="24"/>
-        </w:rPr>
-        <w:t xml:space="preserve"> the Southern region  (Figures 1 and 2). This could be associated with slower development on days </w:t>
-      </w:r>
-      <w:r>
-        <w:rPr>
-          <w:rFonts w:ascii="Times New Roman" w:hAnsi="Times New Roman" w:cs="Times New Roman"/>
-          <w:color w:val="000000" w:themeColor="text1"/>
-          <w:sz w:val="24"/>
-          <w:szCs w:val="24"/>
-        </w:rPr>
-        <w:t>when temperatures exceed the optimum temperature for soybean development in APSIM (30°C,</w:t>
-      </w:r>
-      <w:r>
-        <w:rPr>
-          <w:rFonts w:ascii="Times New Roman" w:hAnsi="Times New Roman" w:cs="Times New Roman"/>
-          <w:sz w:val="24"/>
-          <w:szCs w:val="24"/>
-        </w:rPr>
-        <w:t xml:space="preserve"> Figure S3</w:t>
-      </w:r>
-      <w:r>
-        <w:rPr>
-          <w:rFonts w:ascii="Times New Roman" w:hAnsi="Times New Roman" w:cs="Times New Roman"/>
-          <w:sz w:val="24"/>
-          <w:szCs w:val="24"/>
-        </w:rPr>
-        <w:t xml:space="preserve">). </w:t>
-      </w:r>
-      <w:r>
-        <w:rPr>
-          <w:rFonts w:ascii="Times New Roman" w:hAnsi="Times New Roman" w:cs="Times New Roman"/>
-          <w:sz w:val="24"/>
-          <w:szCs w:val="24"/>
-        </w:rPr>
-        <w:t>Battisti et al. (2018) observed that, owing to the temperature response function governing phenological development, the APSIM model simulated a greater reduction in soybean cycle length under a +4.5°C warming scenario than under a +6.0°C scenario in Southern Brazil</w:t>
-      </w:r>
-      <w:r>
-        <w:rPr>
-          <w:rFonts w:ascii="Times New Roman" w:hAnsi="Times New Roman" w:cs="Times New Roman"/>
-          <w:sz w:val="24"/>
-          <w:szCs w:val="24"/>
-        </w:rPr>
-        <w:t xml:space="preserve">, with </w:t>
-      </w:r>
-      <w:r>
-        <w:rPr>
-          <w:rFonts w:ascii="Times New Roman" w:hAnsi="Times New Roman" w:cs="Times New Roman"/>
-          <w:sz w:val="24"/>
-          <w:szCs w:val="24"/>
-        </w:rPr>
-        <w:t xml:space="preserve">a </w:t>
-      </w:r>
-      <w:r>
-        <w:rPr>
-          <w:rFonts w:ascii="Times New Roman" w:hAnsi="Times New Roman" w:cs="Times New Roman"/>
-          <w:sz w:val="24"/>
-          <w:szCs w:val="24"/>
-        </w:rPr>
-        <w:t>mean air temperature 23.65°C</w:t>
-      </w:r>
-      <w:r>
-        <w:rPr>
-          <w:rFonts w:ascii="Times New Roman" w:hAnsi="Times New Roman" w:cs="Times New Roman"/>
-          <w:sz w:val="24"/>
-          <w:szCs w:val="24"/>
-        </w:rPr>
-        <w:t>.</w:t>
-      </w:r>
-      <w:r>
-        <w:rPr>
-          <w:rFonts w:ascii="Times New Roman" w:hAnsi="Times New Roman" w:cs="Times New Roman"/>
-          <w:sz w:val="24"/>
-          <w:szCs w:val="24"/>
-        </w:rPr>
-        <w:t xml:space="preserve"> </w:t>
-      </w:r>
-      <w:r>
-        <w:rPr>
-          <w:rFonts w:ascii="Times New Roman" w:hAnsi="Times New Roman" w:cs="Times New Roman"/>
-          <w:color w:val="000000" w:themeColor="text1"/>
-          <w:sz w:val="24"/>
-          <w:szCs w:val="24"/>
-        </w:rPr>
-        <w:t xml:space="preserve">Further yield decreases were likely </w:t>
-      </w:r>
-      <w:r>
-        <w:rPr>
-          <w:rFonts w:ascii="Times New Roman" w:hAnsi="Times New Roman" w:cs="Times New Roman"/>
-          <w:color w:val="000000" w:themeColor="text1"/>
-          <w:sz w:val="24"/>
-          <w:szCs w:val="24"/>
-        </w:rPr>
-        <w:t>associated with</w:t>
-      </w:r>
-      <w:r>
-        <w:rPr>
-          <w:rFonts w:ascii="Times New Roman" w:hAnsi="Times New Roman" w:cs="Times New Roman"/>
-          <w:color w:val="000000" w:themeColor="text1"/>
-          <w:sz w:val="24"/>
-          <w:szCs w:val="24"/>
-        </w:rPr>
-        <w:t xml:space="preserve"> high-temperature effects</w:t>
-      </w:r>
-      <w:r>
-        <w:rPr>
-          <w:rFonts w:ascii="Times New Roman" w:hAnsi="Times New Roman" w:cs="Times New Roman"/>
-          <w:color w:val="000000" w:themeColor="text1"/>
-          <w:sz w:val="24"/>
-          <w:szCs w:val="24"/>
-        </w:rPr>
-        <w:t xml:space="preserve"> on radiation use efficiency </w:t>
-      </w:r>
+      <w:customXmlInsRangeEnd w:id="63"/>
+      <w:ins w:id="64" w:author="Elvis F. Elli" w:date="2026-06-29T10:52:00Z" w16du:dateUtc="2026-06-29T15:52:00Z">
+        <w:r>
+          <w:rPr>
+            <w:rFonts w:ascii="Times New Roman" w:hAnsi="Times New Roman" w:cs="Times New Roman"/>
+            <w:color w:val="000000" w:themeColor="text1"/>
+            <w:sz w:val="24"/>
+            <w:szCs w:val="24"/>
+          </w:rPr>
+          <w:t>. However, phenology did not fully explain yield reduction under warming, especially in the Southern region  (Figures 1 and 2). This could be associated with slower development on days when temperatures exceed the optimum temperature for soybean development in APSIM (30°C,</w:t>
+        </w:r>
+        <w:r>
+          <w:rPr>
+            <w:rFonts w:ascii="Times New Roman" w:hAnsi="Times New Roman" w:cs="Times New Roman"/>
+            <w:sz w:val="24"/>
+            <w:szCs w:val="24"/>
+          </w:rPr>
+          <w:t xml:space="preserve"> Figure S3). </w:t>
+        </w:r>
+        <w:r>
+          <w:rPr>
+            <w:rFonts w:ascii="Times New Roman" w:hAnsi="Times New Roman" w:cs="Times New Roman"/>
+            <w:sz w:val="24"/>
+            <w:szCs w:val="24"/>
+          </w:rPr>
+          <w:t>Battisti et al. (2018) observed that, owing to the temperature response function governing phenological development, the APSIM model simulated a greater reduction in soybean cycle length under a +4.5°C warming scenario than under a +6.0°C scenario in Southern Brazil</w:t>
+        </w:r>
+        <w:r>
+          <w:rPr>
+            <w:rFonts w:ascii="Times New Roman" w:hAnsi="Times New Roman" w:cs="Times New Roman"/>
+            <w:sz w:val="24"/>
+            <w:szCs w:val="24"/>
+          </w:rPr>
+          <w:t>, with a mean air temperature 23.65°C</w:t>
+        </w:r>
+        <w:r>
+          <w:rPr>
+            <w:rFonts w:ascii="Times New Roman" w:hAnsi="Times New Roman" w:cs="Times New Roman"/>
+            <w:sz w:val="24"/>
+            <w:szCs w:val="24"/>
+          </w:rPr>
+          <w:t>.</w:t>
+        </w:r>
+        <w:r>
+          <w:rPr>
+            <w:rFonts w:ascii="Times New Roman" w:hAnsi="Times New Roman" w:cs="Times New Roman"/>
+            <w:sz w:val="24"/>
+            <w:szCs w:val="24"/>
+          </w:rPr>
+          <w:t xml:space="preserve"> </w:t>
+        </w:r>
+        <w:r>
+          <w:rPr>
+            <w:rFonts w:ascii="Times New Roman" w:hAnsi="Times New Roman" w:cs="Times New Roman"/>
+            <w:color w:val="000000" w:themeColor="text1"/>
+            <w:sz w:val="24"/>
+            <w:szCs w:val="24"/>
+          </w:rPr>
+          <w:t xml:space="preserve">Further yield decreases were likely associated with high-temperature effects on radiation use efficiency </w:t>
+        </w:r>
+      </w:ins>
+      <w:customXmlInsRangeStart w:id="65" w:author="Elvis F. Elli" w:date="2026-06-29T10:52:00Z"/>
       <w:sdt>
         <w:sdtPr>
           <w:rPr>
@@ -9778,21 +9196,46 @@
           <w:tag w:val="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"/>
           <w:id w:val="50578927"/>
           <w:placeholder>
-            <w:docPart w:val="DefaultPlaceholder_-1854013440"/>
+            <w:docPart w:val="558BE8F704DE42DE9E06B8674C9B4F0E"/>
           </w:placeholder>
         </w:sdtPr>
         <w:sdtContent>
-          <w:r>
-            <w:rPr>
-              <w:rFonts w:ascii="Times New Roman" w:hAnsi="Times New Roman" w:cs="Times New Roman"/>
-              <w:color w:val="000000"/>
-              <w:sz w:val="24"/>
-              <w:szCs w:val="24"/>
-            </w:rPr>
-            <w:t>(Kothari et al., 2022; Ruiz-Vera et al., 2013)</w:t>
-          </w:r>
+          <w:customXmlInsRangeEnd w:id="65"/>
+          <w:ins w:id="66" w:author="Elvis F. Elli" w:date="2026-06-29T10:52:00Z" w16du:dateUtc="2026-06-29T15:52:00Z">
+            <w:r>
+              <w:rPr>
+                <w:rFonts w:ascii="Times New Roman" w:hAnsi="Times New Roman" w:cs="Times New Roman"/>
+                <w:color w:val="000000"/>
+                <w:sz w:val="24"/>
+                <w:szCs w:val="24"/>
+              </w:rPr>
+              <w:t>(Kothari et al., 2022; Ruiz-Vera et al., 2013)</w:t>
+            </w:r>
+          </w:ins>
+          <w:customXmlInsRangeStart w:id="67" w:author="Elvis F. Elli" w:date="2026-06-29T10:52:00Z"/>
         </w:sdtContent>
       </w:sdt>
+      <w:customXmlInsRangeEnd w:id="67"/>
+      <w:ins w:id="68" w:author="Elvis F. Elli" w:date="2026-06-29T10:52:00Z" w16du:dateUtc="2026-06-29T15:52:00Z">
+        <w:r>
+          <w:rPr>
+            <w:rFonts w:ascii="Times New Roman" w:hAnsi="Times New Roman" w:cs="Times New Roman"/>
+            <w:color w:val="000000" w:themeColor="text1"/>
+            <w:sz w:val="24"/>
+            <w:szCs w:val="24"/>
+          </w:rPr>
+          <w:t xml:space="preserve">. </w:t>
+        </w:r>
+        <w:r>
+          <w:rPr>
+            <w:rFonts w:ascii="Times New Roman" w:hAnsi="Times New Roman" w:cs="Times New Roman"/>
+            <w:color w:val="000000" w:themeColor="text1"/>
+            <w:sz w:val="24"/>
+            <w:szCs w:val="24"/>
+          </w:rPr>
+          <w:t>While exploring optimum planting date windows for target environments was not the focus of this study, future research could investigate more extreme scenarios to enhance mechanistic understanding of yield responses under warming.</w:t>
+        </w:r>
+      </w:ins>
       <w:r>
         <w:rPr>
           <w:rFonts w:ascii="Times New Roman" w:hAnsi="Times New Roman" w:cs="Times New Roman"/>
@@ -9800,16 +9243,7 @@
           <w:sz w:val="24"/>
           <w:szCs w:val="24"/>
         </w:rPr>
-        <w:t xml:space="preserve">. </w:t>
-      </w:r>
-      <w:r>
-        <w:rPr>
-          <w:rFonts w:ascii="Times New Roman" w:hAnsi="Times New Roman" w:cs="Times New Roman"/>
-          <w:color w:val="000000" w:themeColor="text1"/>
-          <w:sz w:val="24"/>
-          <w:szCs w:val="24"/>
-        </w:rPr>
-        <w:t xml:space="preserve">While exploring optimum planting date windows for target environments was not the focus of this study, future research could investigate more extreme scenarios to enhance mechanistic understanding of yield responses under warming. </w:t>
+        <w:t xml:space="preserve"> </w:t>
       </w:r>
     </w:p>
     <w:p>
@@ -15248,35 +14682,6 @@
     </w:docPart>
     <w:docPart>
       <w:docPartPr>
-        <w:name w:val="4A39D4780C514A8DB55B7351CDBABE6E"/>
-        <w:category>
-          <w:name w:val="General"/>
-          <w:gallery w:val="placeholder"/>
-        </w:category>
-        <w:types>
-          <w:type w:val="bbPlcHdr"/>
-        </w:types>
-        <w:behaviors>
-          <w:behavior w:val="content"/>
-        </w:behaviors>
-        <w:guid w:val="{6192D3BA-B21E-4A70-ABEB-FB75AFC8DB86}"/>
-      </w:docPartPr>
-      <w:docPartBody>
-        <w:p>
-          <w:pPr>
-            <w:pStyle w:val="4A39D4780C514A8DB55B7351CDBABE6E"/>
-          </w:pPr>
-          <w:r>
-            <w:rPr>
-              <w:rStyle w:val="PlaceholderText"/>
-            </w:rPr>
-            <w:t>Click or tap here to enter text.</w:t>
-          </w:r>
-        </w:p>
-      </w:docPartBody>
-    </w:docPart>
-    <w:docPart>
-      <w:docPartPr>
         <w:name w:val="679CD7615ABF4880A4163349E92B1360"/>
         <w:category>
           <w:name w:val="General"/>
@@ -15507,6 +14912,122 @@
         </w:p>
       </w:docPartBody>
     </w:docPart>
+    <w:docPart>
+      <w:docPartPr>
+        <w:name w:val="D973240DD1A34BB69C7D4CFD760FC3FF"/>
+        <w:category>
+          <w:name w:val="General"/>
+          <w:gallery w:val="placeholder"/>
+        </w:category>
+        <w:types>
+          <w:type w:val="bbPlcHdr"/>
+        </w:types>
+        <w:behaviors>
+          <w:behavior w:val="content"/>
+        </w:behaviors>
+        <w:guid w:val="{B6D7DBEC-D8E2-405C-BC55-F4791FABFB00}"/>
+      </w:docPartPr>
+      <w:docPartBody>
+        <w:p>
+          <w:pPr>
+            <w:pStyle w:val="D973240DD1A34BB69C7D4CFD760FC3FF"/>
+          </w:pPr>
+          <w:r>
+            <w:rPr>
+              <w:rStyle w:val="PlaceholderText"/>
+            </w:rPr>
+            <w:t>Click or tap here to enter text.</w:t>
+          </w:r>
+        </w:p>
+      </w:docPartBody>
+    </w:docPart>
+    <w:docPart>
+      <w:docPartPr>
+        <w:name w:val="40ACB9CC382B4D7DBE1E36B4BB3B4605"/>
+        <w:category>
+          <w:name w:val="General"/>
+          <w:gallery w:val="placeholder"/>
+        </w:category>
+        <w:types>
+          <w:type w:val="bbPlcHdr"/>
+        </w:types>
+        <w:behaviors>
+          <w:behavior w:val="content"/>
+        </w:behaviors>
+        <w:guid w:val="{78B1EFC5-7F98-47B7-B125-33F877C6113B}"/>
+      </w:docPartPr>
+      <w:docPartBody>
+        <w:p>
+          <w:pPr>
+            <w:pStyle w:val="40ACB9CC382B4D7DBE1E36B4BB3B4605"/>
+          </w:pPr>
+          <w:r>
+            <w:rPr>
+              <w:rStyle w:val="PlaceholderText"/>
+            </w:rPr>
+            <w:t>Click or tap here to enter text.</w:t>
+          </w:r>
+        </w:p>
+      </w:docPartBody>
+    </w:docPart>
+    <w:docPart>
+      <w:docPartPr>
+        <w:name w:val="54DA15AC709442ECA8F91D997154275F"/>
+        <w:category>
+          <w:name w:val="General"/>
+          <w:gallery w:val="placeholder"/>
+        </w:category>
+        <w:types>
+          <w:type w:val="bbPlcHdr"/>
+        </w:types>
+        <w:behaviors>
+          <w:behavior w:val="content"/>
+        </w:behaviors>
+        <w:guid w:val="{5829C820-2464-4223-AB5B-DE328FEFE75C}"/>
+      </w:docPartPr>
+      <w:docPartBody>
+        <w:p>
+          <w:pPr>
+            <w:pStyle w:val="54DA15AC709442ECA8F91D997154275F"/>
+          </w:pPr>
+          <w:r>
+            <w:rPr>
+              <w:rStyle w:val="PlaceholderText"/>
+            </w:rPr>
+            <w:t>Click or tap here to enter text.</w:t>
+          </w:r>
+        </w:p>
+      </w:docPartBody>
+    </w:docPart>
+    <w:docPart>
+      <w:docPartPr>
+        <w:name w:val="558BE8F704DE42DE9E06B8674C9B4F0E"/>
+        <w:category>
+          <w:name w:val="General"/>
+          <w:gallery w:val="placeholder"/>
+        </w:category>
+        <w:types>
+          <w:type w:val="bbPlcHdr"/>
+        </w:types>
+        <w:behaviors>
+          <w:behavior w:val="content"/>
+        </w:behaviors>
+        <w:guid w:val="{468D3342-F357-4035-85BA-82BA9012E431}"/>
+      </w:docPartPr>
+      <w:docPartBody>
+        <w:p>
+          <w:pPr>
+            <w:pStyle w:val="558BE8F704DE42DE9E06B8674C9B4F0E"/>
+          </w:pPr>
+          <w:r>
+            <w:rPr>
+              <w:rStyle w:val="PlaceholderText"/>
+            </w:rPr>
+            <w:t>Click or tap here to enter text.</w:t>
+          </w:r>
+        </w:p>
+      </w:docPartBody>
+    </w:docPart>
   </w:docParts>
 </w:glossaryDocument>
 </file>
@@ -15647,6 +15168,7 @@
     <w:rsid w:val="008E459B"/>
     <w:rsid w:val="009148D3"/>
     <w:rsid w:val="0095032E"/>
+    <w:rsid w:val="00955147"/>
     <w:rsid w:val="009868F3"/>
     <w:rsid w:val="009A70B9"/>
     <w:rsid w:val="009B49AD"/>
@@ -15654,8 +15176,10 @@
     <w:rsid w:val="00A119AA"/>
     <w:rsid w:val="00A21647"/>
     <w:rsid w:val="00A25937"/>
+    <w:rsid w:val="00A466FE"/>
     <w:rsid w:val="00A91378"/>
     <w:rsid w:val="00AB1FB3"/>
+    <w:rsid w:val="00AB259E"/>
     <w:rsid w:val="00AD1766"/>
     <w:rsid w:val="00AF739D"/>
     <w:rsid w:val="00B104B2"/>
@@ -16139,7 +15663,7 @@
     <w:basedOn w:val="DefaultParagraphFont"/>
     <w:uiPriority w:val="99"/>
     <w:semiHidden/>
-    <w:rsid w:val="00205792"/>
+    <w:rsid w:val="00AB259E"/>
   </w:style>
   <w:style w:type="paragraph" w:customStyle="1" w:styleId="4203E1589CB648A88A057D9AFD21088E">
     <w:name w:val="4203E1589CB648A88A057D9AFD21088E"/>
@@ -16169,9 +15693,9 @@
     <w:name w:val="0E08F8117E7D47929D5C1ED80381A253"/>
     <w:rsid w:val="00257DF2"/>
   </w:style>
-  <w:style w:type="paragraph" w:customStyle="1" w:styleId="2B21E820633341D09AD6B2ED7BD89C1B">
-    <w:name w:val="2B21E820633341D09AD6B2ED7BD89C1B"/>
-    <w:rsid w:val="0024394A"/>
+  <w:style w:type="paragraph" w:customStyle="1" w:styleId="DF8D5F0864B543C784B0553A23F7B356">
+    <w:name w:val="DF8D5F0864B543C784B0553A23F7B356"/>
+    <w:rsid w:val="00AB259E"/>
   </w:style>
   <w:style w:type="paragraph" w:customStyle="1" w:styleId="21D594A964FA4B59983DDC21E2F59E6A">
     <w:name w:val="21D594A964FA4B59983DDC21E2F59E6A"/>
@@ -16181,9 +15705,9 @@
     <w:name w:val="4A39D4780C514A8DB55B7351CDBABE6E"/>
     <w:rsid w:val="00A119AA"/>
   </w:style>
-  <w:style w:type="paragraph" w:customStyle="1" w:styleId="8B6732D9C6DE4F689EA503DB839D0644">
-    <w:name w:val="8B6732D9C6DE4F689EA503DB839D0644"/>
-    <w:rsid w:val="00B97C45"/>
+  <w:style w:type="paragraph" w:customStyle="1" w:styleId="D973240DD1A34BB69C7D4CFD760FC3FF">
+    <w:name w:val="D973240DD1A34BB69C7D4CFD760FC3FF"/>
+    <w:rsid w:val="00AB259E"/>
   </w:style>
   <w:style w:type="paragraph" w:customStyle="1" w:styleId="679CD7615ABF4880A4163349E92B1360">
     <w:name w:val="679CD7615ABF4880A4163349E92B1360"/>
@@ -16209,9 +15733,9 @@
     <w:name w:val="7505BAE70D4B43C4B790498785624C70"/>
     <w:rsid w:val="00205792"/>
   </w:style>
-  <w:style w:type="paragraph" w:customStyle="1" w:styleId="B3A1907C4A244336AD624C854571AC40">
-    <w:name w:val="B3A1907C4A244336AD624C854571AC40"/>
-    <w:rsid w:val="00205792"/>
+  <w:style w:type="paragraph" w:customStyle="1" w:styleId="F7587025544B485DAE3E1107300BBFE6">
+    <w:name w:val="F7587025544B485DAE3E1107300BBFE6"/>
+    <w:rsid w:val="00AB259E"/>
   </w:style>
   <w:style w:type="paragraph" w:customStyle="1" w:styleId="E2FE08BBBA8E48819C4BA3724414F4D3">
     <w:name w:val="E2FE08BBBA8E48819C4BA3724414F4D3"/>
@@ -16220,6 +15744,26 @@
   <w:style w:type="paragraph" w:customStyle="1" w:styleId="9B59A8BA1EFE40ECB513B2064C889138">
     <w:name w:val="9B59A8BA1EFE40ECB513B2064C889138"/>
     <w:rsid w:val="00205792"/>
+  </w:style>
+  <w:style w:type="paragraph" w:customStyle="1" w:styleId="40ACB9CC382B4D7DBE1E36B4BB3B4605">
+    <w:name w:val="40ACB9CC382B4D7DBE1E36B4BB3B4605"/>
+    <w:rsid w:val="00AB259E"/>
+  </w:style>
+  <w:style w:type="paragraph" w:customStyle="1" w:styleId="DE64921C52B146D9AC1E29D373A84B5B">
+    <w:name w:val="DE64921C52B146D9AC1E29D373A84B5B"/>
+    <w:rsid w:val="00AB259E"/>
+  </w:style>
+  <w:style w:type="paragraph" w:customStyle="1" w:styleId="54DA15AC709442ECA8F91D997154275F">
+    <w:name w:val="54DA15AC709442ECA8F91D997154275F"/>
+    <w:rsid w:val="00AB259E"/>
+  </w:style>
+  <w:style w:type="paragraph" w:customStyle="1" w:styleId="145146EBBECE4E80B6A834E02D8A8843">
+    <w:name w:val="145146EBBECE4E80B6A834E02D8A8843"/>
+    <w:rsid w:val="00AB259E"/>
+  </w:style>
+  <w:style w:type="paragraph" w:customStyle="1" w:styleId="558BE8F704DE42DE9E06B8674C9B4F0E">
+    <w:name w:val="558BE8F704DE42DE9E06B8674C9B4F0E"/>
+    <w:rsid w:val="00AB259E"/>
   </w:style>
 </w:styles>
 </file>

--- a/paper/to-submit/paper-06-23-2026-tracked-changes.docx
+++ b/paper/to-submit/paper-06-23-2026-tracked-changes.docx
@@ -2805,17 +2805,29 @@
           <w:sz w:val="24"/>
           <w:szCs w:val="24"/>
         </w:rPr>
-        <w:t xml:space="preserve"> and Table S1), </w:t>
-      </w:r>
-      <w:r>
-        <w:rPr>
-          <w:rFonts w:ascii="Times New Roman" w:hAnsi="Times New Roman" w:cs="Times New Roman"/>
-          <w:color w:val="000000" w:themeColor="text1"/>
-          <w:sz w:val="24"/>
-          <w:szCs w:val="24"/>
-        </w:rPr>
-        <w:t xml:space="preserve">with root mean square errors within similar ranges to those reported in other studies for soybean phenology and yield </w:t>
-      </w:r>
+        <w:t xml:space="preserve"> and Table S1)</w:t>
+      </w:r>
+      <w:ins w:id="25" w:author="Elvis F. Elli" w:date="2026-06-30T09:04:00Z" w16du:dateUtc="2026-06-30T14:04:00Z">
+        <w:r>
+          <w:rPr>
+            <w:rFonts w:ascii="Times New Roman" w:hAnsi="Times New Roman" w:cs="Times New Roman"/>
+            <w:color w:val="000000" w:themeColor="text1"/>
+            <w:sz w:val="24"/>
+            <w:szCs w:val="24"/>
+          </w:rPr>
+          <w:t xml:space="preserve">, </w:t>
+        </w:r>
+        <w:r>
+          <w:rPr>
+            <w:rFonts w:ascii="Times New Roman" w:hAnsi="Times New Roman" w:cs="Times New Roman"/>
+            <w:color w:val="000000" w:themeColor="text1"/>
+            <w:sz w:val="24"/>
+            <w:szCs w:val="24"/>
+          </w:rPr>
+          <w:t xml:space="preserve">with root mean square errors within similar ranges to those reported in other studies for soybean phenology and yield </w:t>
+        </w:r>
+      </w:ins>
+      <w:customXmlInsRangeStart w:id="26" w:author="Elvis F. Elli" w:date="2026-06-30T09:04:00Z"/>
       <w:sdt>
         <w:sdtPr>
           <w:rPr>
@@ -2827,57 +2839,62 @@
           <w:tag w:val="MENDELEY_CITATION_v3_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"/>
           <w:id w:val="256182349"/>
           <w:placeholder>
-            <w:docPart w:val="DefaultPlaceholder_-1854013440"/>
+            <w:docPart w:val="FBBAFBBB6F04495997FC478AA55D1D22"/>
           </w:placeholder>
         </w:sdtPr>
         <w:sdtContent>
-          <w:r>
-            <w:rPr>
-              <w:rFonts w:ascii="Times New Roman" w:hAnsi="Times New Roman" w:cs="Times New Roman"/>
-              <w:color w:val="000000"/>
-              <w:sz w:val="24"/>
-              <w:szCs w:val="24"/>
-            </w:rPr>
-            <w:t>(Archontoulis et al., 2014; Salmer</w:t>
-          </w:r>
-          <w:r>
-            <w:rPr>
-              <w:rFonts w:ascii="Times New Roman" w:hAnsi="Times New Roman" w:cs="Times New Roman"/>
-              <w:color w:val="000000"/>
-              <w:sz w:val="24"/>
-              <w:szCs w:val="24"/>
-            </w:rPr>
-            <w:t>ó</w:t>
-          </w:r>
-          <w:r>
-            <w:rPr>
-              <w:rFonts w:ascii="Times New Roman" w:hAnsi="Times New Roman" w:cs="Times New Roman"/>
-              <w:color w:val="000000"/>
-              <w:sz w:val="24"/>
-              <w:szCs w:val="24"/>
-            </w:rPr>
-            <w:t>n and Purcell, 2016; Salmer</w:t>
-          </w:r>
-          <w:r>
-            <w:rPr>
-              <w:rFonts w:ascii="Times New Roman" w:hAnsi="Times New Roman" w:cs="Times New Roman"/>
-              <w:color w:val="000000"/>
-              <w:sz w:val="24"/>
-              <w:szCs w:val="24"/>
-            </w:rPr>
-            <w:t>ó</w:t>
-          </w:r>
-          <w:r>
-            <w:rPr>
-              <w:rFonts w:ascii="Times New Roman" w:hAnsi="Times New Roman" w:cs="Times New Roman"/>
-              <w:color w:val="000000"/>
-              <w:sz w:val="24"/>
-              <w:szCs w:val="24"/>
-            </w:rPr>
-            <w:t>n et al., 2017)</w:t>
-          </w:r>
+          <w:customXmlInsRangeEnd w:id="26"/>
+          <w:ins w:id="27" w:author="Elvis F. Elli" w:date="2026-06-30T09:04:00Z" w16du:dateUtc="2026-06-30T14:04:00Z">
+            <w:r>
+              <w:rPr>
+                <w:rFonts w:ascii="Times New Roman" w:hAnsi="Times New Roman" w:cs="Times New Roman"/>
+                <w:color w:val="000000"/>
+                <w:sz w:val="24"/>
+                <w:szCs w:val="24"/>
+              </w:rPr>
+              <w:t>(Archontoulis et al., 2014; Salmer</w:t>
+            </w:r>
+            <w:r>
+              <w:rPr>
+                <w:rFonts w:ascii="Times New Roman" w:hAnsi="Times New Roman" w:cs="Times New Roman"/>
+                <w:color w:val="000000"/>
+                <w:sz w:val="24"/>
+                <w:szCs w:val="24"/>
+              </w:rPr>
+              <w:t>ó</w:t>
+            </w:r>
+            <w:r>
+              <w:rPr>
+                <w:rFonts w:ascii="Times New Roman" w:hAnsi="Times New Roman" w:cs="Times New Roman"/>
+                <w:color w:val="000000"/>
+                <w:sz w:val="24"/>
+                <w:szCs w:val="24"/>
+              </w:rPr>
+              <w:t>n and Purcell, 2016; Salmer</w:t>
+            </w:r>
+            <w:r>
+              <w:rPr>
+                <w:rFonts w:ascii="Times New Roman" w:hAnsi="Times New Roman" w:cs="Times New Roman"/>
+                <w:color w:val="000000"/>
+                <w:sz w:val="24"/>
+                <w:szCs w:val="24"/>
+              </w:rPr>
+              <w:t>ó</w:t>
+            </w:r>
+            <w:r>
+              <w:rPr>
+                <w:rFonts w:ascii="Times New Roman" w:hAnsi="Times New Roman" w:cs="Times New Roman"/>
+                <w:color w:val="000000"/>
+                <w:sz w:val="24"/>
+                <w:szCs w:val="24"/>
+              </w:rPr>
+              <w:t>n et al., 2017)</w:t>
+            </w:r>
+          </w:ins>
+          <w:customXmlInsRangeStart w:id="28" w:author="Elvis F. Elli" w:date="2026-06-30T09:04:00Z"/>
         </w:sdtContent>
       </w:sdt>
+      <w:customXmlInsRangeEnd w:id="28"/>
       <w:r>
         <w:rPr>
           <w:rFonts w:ascii="Times New Roman" w:hAnsi="Times New Roman" w:cs="Times New Roman"/>
@@ -3164,7 +3181,7 @@
         </w:rPr>
         <w:t xml:space="preserve"> to </w:t>
       </w:r>
-      <w:ins w:id="25" w:author="Elvis F. Elli" w:date="2026-06-26T11:23:00Z" w16du:dateUtc="2026-06-26T16:23:00Z">
+      <w:ins w:id="29" w:author="Elvis F. Elli" w:date="2026-06-26T11:23:00Z" w16du:dateUtc="2026-06-26T16:23:00Z">
         <w:r>
           <w:rPr>
             <w:rFonts w:ascii="Times New Roman" w:hAnsi="Times New Roman" w:cs="Times New Roman"/>
@@ -3174,7 +3191,7 @@
           <w:t>identify soybean-cropped pixels and define the spatial extent of the simulation fields</w:t>
         </w:r>
       </w:ins>
-      <w:del w:id="26" w:author="Elvis F. Elli" w:date="2026-06-26T11:23:00Z" w16du:dateUtc="2026-06-26T16:23:00Z">
+      <w:del w:id="30" w:author="Elvis F. Elli" w:date="2026-06-26T11:23:00Z" w16du:dateUtc="2026-06-26T16:23:00Z">
         <w:r>
           <w:rPr>
             <w:rFonts w:ascii="Times New Roman" w:hAnsi="Times New Roman" w:cs="Times New Roman"/>
@@ -3192,7 +3209,7 @@
         </w:rPr>
         <w:t>, which were resampled to a 2.5 km grid (~0.025°)</w:t>
       </w:r>
-      <w:del w:id="27" w:author="Elvis F. Elli" w:date="2026-06-26T11:24:00Z" w16du:dateUtc="2026-06-26T16:24:00Z">
+      <w:del w:id="31" w:author="Elvis F. Elli" w:date="2026-06-26T11:24:00Z" w16du:dateUtc="2026-06-26T16:24:00Z">
         <w:r>
           <w:rPr>
             <w:rFonts w:ascii="Times New Roman" w:hAnsi="Times New Roman" w:cs="Times New Roman"/>
@@ -3242,7 +3259,7 @@
         </w:rPr>
         <w:t xml:space="preserve">. </w:t>
       </w:r>
-      <w:ins w:id="28" w:author="Elvis F. Elli" w:date="2026-06-26T11:24:00Z" w16du:dateUtc="2026-06-26T16:24:00Z">
+      <w:ins w:id="32" w:author="Elvis F. Elli" w:date="2026-06-26T11:24:00Z" w16du:dateUtc="2026-06-26T16:24:00Z">
         <w:r>
           <w:rPr>
             <w:rFonts w:ascii="Times New Roman" w:hAnsi="Times New Roman" w:cs="Times New Roman"/>
@@ -3812,7 +3829,7 @@
         </w:rPr>
         <w:t xml:space="preserve">he sowing date was May </w:t>
       </w:r>
-      <w:del w:id="29" w:author="Elvis F. Elli" w:date="2026-06-26T11:38:00Z" w16du:dateUtc="2026-06-26T16:38:00Z">
+      <w:del w:id="33" w:author="Elvis F. Elli" w:date="2026-06-26T11:38:00Z" w16du:dateUtc="2026-06-26T16:38:00Z">
         <w:r>
           <w:rPr>
             <w:rFonts w:ascii="Times New Roman" w:hAnsi="Times New Roman" w:cs="Times New Roman"/>
@@ -3822,7 +3839,7 @@
           <w:delText>15</w:delText>
         </w:r>
       </w:del>
-      <w:ins w:id="30" w:author="Elvis F. Elli" w:date="2026-06-26T11:38:00Z" w16du:dateUtc="2026-06-26T16:38:00Z">
+      <w:ins w:id="34" w:author="Elvis F. Elli" w:date="2026-06-26T11:38:00Z" w16du:dateUtc="2026-06-26T16:38:00Z">
         <w:r>
           <w:rPr>
             <w:rFonts w:ascii="Times New Roman" w:hAnsi="Times New Roman" w:cs="Times New Roman"/>
@@ -3912,7 +3929,7 @@
             </w:rPr>
             <w:t>(NASS, 2025</w:t>
           </w:r>
-          <w:ins w:id="31" w:author="Elvis F. Elli" w:date="2026-06-26T11:39:00Z" w16du:dateUtc="2026-06-26T16:39:00Z">
+          <w:ins w:id="35" w:author="Elvis F. Elli" w:date="2026-06-26T11:39:00Z" w16du:dateUtc="2026-06-26T16:39:00Z">
             <w:r>
               <w:rPr>
                 <w:rFonts w:ascii="Times New Roman" w:hAnsi="Times New Roman" w:cs="Times New Roman"/>
@@ -5847,7 +5864,7 @@
         </w:rPr>
         <w:t xml:space="preserve"> </w:t>
       </w:r>
-      <w:ins w:id="32" w:author="Elvis F. Elli" w:date="2026-06-29T10:49:00Z" w16du:dateUtc="2026-06-29T15:49:00Z">
+      <w:ins w:id="36" w:author="Elvis F. Elli" w:date="2026-06-29T10:49:00Z" w16du:dateUtc="2026-06-29T15:49:00Z">
         <w:r>
           <w:rPr>
             <w:rFonts w:ascii="Times New Roman" w:hAnsi="Times New Roman" w:cs="Times New Roman"/>
@@ -6607,7 +6624,7 @@
         </w:rPr>
         <w:t xml:space="preserve">. </w:t>
       </w:r>
-      <w:ins w:id="33" w:author="Elvis F. Elli" w:date="2026-06-29T10:50:00Z" w16du:dateUtc="2026-06-29T15:50:00Z">
+      <w:ins w:id="37" w:author="Elvis F. Elli" w:date="2026-06-29T10:50:00Z" w16du:dateUtc="2026-06-29T15:50:00Z">
         <w:r>
           <w:rPr>
             <w:rFonts w:ascii="Times New Roman" w:hAnsi="Times New Roman" w:cs="Times New Roman"/>
@@ -7262,7 +7279,7 @@
       <w:pPr>
         <w:spacing w:before="120" w:after="0" w:line="480" w:lineRule="auto"/>
         <w:rPr>
-          <w:ins w:id="34" w:author="Elvis F. Elli" w:date="2026-06-29T10:34:00Z" w16du:dateUtc="2026-06-29T15:34:00Z"/>
+          <w:ins w:id="38" w:author="Elvis F. Elli" w:date="2026-06-29T10:34:00Z" w16du:dateUtc="2026-06-29T15:34:00Z"/>
           <w:rFonts w:ascii="Times New Roman" w:hAnsi="Times New Roman" w:cs="Times New Roman"/>
           <w:sz w:val="24"/>
           <w:szCs w:val="24"/>
@@ -7348,7 +7365,7 @@
         </w:rPr>
         <w:t xml:space="preserve">by </w:t>
       </w:r>
-      <w:ins w:id="35" w:author="Elvis F. Elli" w:date="2026-06-29T10:33:00Z" w16du:dateUtc="2026-06-29T15:33:00Z">
+      <w:ins w:id="39" w:author="Elvis F. Elli" w:date="2026-06-29T10:33:00Z" w16du:dateUtc="2026-06-29T15:33:00Z">
         <w:r>
           <w:rPr>
             <w:rFonts w:ascii="Times New Roman" w:hAnsi="Times New Roman" w:cs="Times New Roman"/>
@@ -7382,7 +7399,7 @@
         </w:rPr>
         <w:t xml:space="preserve">. </w:t>
       </w:r>
-      <w:ins w:id="36" w:author="Elvis F. Elli" w:date="2026-06-29T10:34:00Z" w16du:dateUtc="2026-06-29T15:34:00Z">
+      <w:ins w:id="40" w:author="Elvis F. Elli" w:date="2026-06-29T10:34:00Z" w16du:dateUtc="2026-06-29T15:34:00Z">
         <w:r>
           <w:rPr>
             <w:rFonts w:ascii="Times New Roman" w:hAnsi="Times New Roman" w:cs="Times New Roman"/>
@@ -7505,7 +7522,7 @@
           <w:t xml:space="preserve"> </w:t>
         </w:r>
       </w:ins>
-      <w:customXmlInsRangeStart w:id="37" w:author="Elvis F. Elli" w:date="2026-06-29T10:34:00Z"/>
+      <w:customXmlInsRangeStart w:id="41" w:author="Elvis F. Elli" w:date="2026-06-29T10:34:00Z"/>
       <w:sdt>
         <w:sdtPr>
           <w:rPr>
@@ -7521,8 +7538,8 @@
           </w:placeholder>
         </w:sdtPr>
         <w:sdtContent>
-          <w:customXmlInsRangeEnd w:id="37"/>
-          <w:ins w:id="38" w:author="Elvis F. Elli" w:date="2026-06-29T10:34:00Z" w16du:dateUtc="2026-06-29T15:34:00Z">
+          <w:customXmlInsRangeEnd w:id="41"/>
+          <w:ins w:id="42" w:author="Elvis F. Elli" w:date="2026-06-29T10:34:00Z" w16du:dateUtc="2026-06-29T15:34:00Z">
             <w:r>
               <w:rPr>
                 <w:rFonts w:ascii="Times New Roman" w:hAnsi="Times New Roman" w:cs="Times New Roman"/>
@@ -7533,11 +7550,11 @@
               <w:t>(Elli et al., 2022; Nendel et al., 2023)</w:t>
             </w:r>
           </w:ins>
-          <w:customXmlInsRangeStart w:id="39" w:author="Elvis F. Elli" w:date="2026-06-29T10:34:00Z"/>
+          <w:customXmlInsRangeStart w:id="43" w:author="Elvis F. Elli" w:date="2026-06-29T10:34:00Z"/>
         </w:sdtContent>
       </w:sdt>
-      <w:customXmlInsRangeEnd w:id="39"/>
-      <w:ins w:id="40" w:author="Elvis F. Elli" w:date="2026-06-29T10:34:00Z" w16du:dateUtc="2026-06-29T15:34:00Z">
+      <w:customXmlInsRangeEnd w:id="43"/>
+      <w:ins w:id="44" w:author="Elvis F. Elli" w:date="2026-06-29T10:34:00Z" w16du:dateUtc="2026-06-29T15:34:00Z">
         <w:r>
           <w:rPr>
             <w:rFonts w:ascii="Times New Roman" w:hAnsi="Times New Roman" w:cs="Times New Roman"/>
@@ -7555,7 +7572,7 @@
           <w:t xml:space="preserve">synergistic effect of </w:t>
         </w:r>
       </w:ins>
-      <w:ins w:id="41" w:author="Elvis F. Elli" w:date="2026-06-29T13:05:00Z" w16du:dateUtc="2026-06-29T18:05:00Z">
+      <w:ins w:id="45" w:author="Elvis F. Elli" w:date="2026-06-29T13:05:00Z" w16du:dateUtc="2026-06-29T18:05:00Z">
         <w:r>
           <w:rPr>
             <w:rFonts w:ascii="Times New Roman" w:hAnsi="Times New Roman" w:cs="Times New Roman"/>
@@ -7565,7 +7582,7 @@
           <w:t xml:space="preserve">stacked </w:t>
         </w:r>
       </w:ins>
-      <w:ins w:id="42" w:author="Elvis F. Elli" w:date="2026-06-29T10:34:00Z" w16du:dateUtc="2026-06-29T15:34:00Z">
+      <w:ins w:id="46" w:author="Elvis F. Elli" w:date="2026-06-29T10:34:00Z" w16du:dateUtc="2026-06-29T15:34:00Z">
         <w:r>
           <w:rPr>
             <w:rFonts w:ascii="Times New Roman" w:hAnsi="Times New Roman" w:cs="Times New Roman"/>
@@ -7952,7 +7969,7 @@
         </w:rPr>
         <w:t xml:space="preserve">. </w:t>
       </w:r>
-      <w:ins w:id="43" w:author="Elvis F. Elli" w:date="2026-06-29T10:34:00Z" w16du:dateUtc="2026-06-29T15:34:00Z">
+      <w:ins w:id="47" w:author="Elvis F. Elli" w:date="2026-06-29T10:34:00Z" w16du:dateUtc="2026-06-29T15:34:00Z">
         <w:r>
           <w:rPr>
             <w:rFonts w:ascii="Times New Roman" w:hAnsi="Times New Roman" w:cs="Times New Roman"/>
@@ -7962,7 +7979,7 @@
           <w:t xml:space="preserve">While Elli et al. (2022) did not quantify the combined impact of high temperatures and </w:t>
         </w:r>
       </w:ins>
-      <w:ins w:id="44" w:author="Elvis F. Elli" w:date="2026-06-29T13:06:00Z" w16du:dateUtc="2026-06-29T18:06:00Z">
+      <w:ins w:id="48" w:author="Elvis F. Elli" w:date="2026-06-29T13:06:00Z" w16du:dateUtc="2026-06-29T18:06:00Z">
         <w:r>
           <w:rPr>
             <w:rFonts w:ascii="Times New Roman" w:hAnsi="Times New Roman" w:cs="Times New Roman"/>
@@ -7972,7 +7989,7 @@
           <w:t xml:space="preserve">stacked </w:t>
         </w:r>
       </w:ins>
-      <w:ins w:id="45" w:author="Elvis F. Elli" w:date="2026-06-29T10:34:00Z" w16du:dateUtc="2026-06-29T15:34:00Z">
+      <w:ins w:id="49" w:author="Elvis F. Elli" w:date="2026-06-29T10:34:00Z" w16du:dateUtc="2026-06-29T15:34:00Z">
         <w:r>
           <w:rPr>
             <w:rFonts w:ascii="Times New Roman" w:hAnsi="Times New Roman" w:cs="Times New Roman"/>
@@ -8361,7 +8378,7 @@
         </w:rPr>
         <w:t xml:space="preserve">. Moreover, </w:t>
       </w:r>
-      <w:ins w:id="46" w:author="Elvis F. Elli" w:date="2026-06-29T10:11:00Z" w16du:dateUtc="2026-06-29T15:11:00Z">
+      <w:ins w:id="50" w:author="Elvis F. Elli" w:date="2026-06-29T10:11:00Z" w16du:dateUtc="2026-06-29T15:11:00Z">
         <w:r>
           <w:rPr>
             <w:rFonts w:ascii="Times New Roman" w:hAnsi="Times New Roman" w:cs="Times New Roman"/>
@@ -8685,7 +8702,7 @@
         </w:rPr>
         <w:t xml:space="preserve">. </w:t>
       </w:r>
-      <w:ins w:id="47" w:author="Elvis F. Elli" w:date="2026-06-29T10:12:00Z" w16du:dateUtc="2026-06-29T15:12:00Z">
+      <w:ins w:id="51" w:author="Elvis F. Elli" w:date="2026-06-29T10:12:00Z" w16du:dateUtc="2026-06-29T15:12:00Z">
         <w:r>
           <w:rPr>
             <w:rFonts w:ascii="Times New Roman" w:hAnsi="Times New Roman" w:cs="Times New Roman"/>
@@ -8710,92 +8727,6 @@
             <w:szCs w:val="24"/>
           </w:rPr>
           <w:t xml:space="preserve">accounts for temperature effects on crop growth rate </w:t>
-        </w:r>
-      </w:ins>
-      <w:customXmlInsRangeStart w:id="48" w:author="Elvis F. Elli" w:date="2026-06-29T10:12:00Z"/>
-      <w:sdt>
-        <w:sdtPr>
-          <w:rPr>
-            <w:rFonts w:ascii="Times New Roman" w:hAnsi="Times New Roman" w:cs="Times New Roman"/>
-            <w:color w:val="000000"/>
-            <w:sz w:val="24"/>
-            <w:szCs w:val="24"/>
-          </w:rPr>
-          <w:tag w:val="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"/>
-          <w:id w:val="-1166555904"/>
-          <w:placeholder>
-            <w:docPart w:val="40ACB9CC382B4D7DBE1E36B4BB3B4605"/>
-          </w:placeholder>
-        </w:sdtPr>
-        <w:sdtContent>
-          <w:customXmlInsRangeEnd w:id="48"/>
-          <w:ins w:id="49" w:author="Elvis F. Elli" w:date="2026-06-29T10:12:00Z" w16du:dateUtc="2026-06-29T15:12:00Z">
-            <w:r>
-              <w:rPr>
-                <w:rFonts w:ascii="Times New Roman" w:hAnsi="Times New Roman" w:cs="Times New Roman"/>
-                <w:color w:val="000000"/>
-                <w:sz w:val="24"/>
-                <w:szCs w:val="24"/>
-              </w:rPr>
-              <w:t>(Kothari et al., 2024)</w:t>
-            </w:r>
-          </w:ins>
-          <w:customXmlInsRangeStart w:id="50" w:author="Elvis F. Elli" w:date="2026-06-29T10:12:00Z"/>
-        </w:sdtContent>
-      </w:sdt>
-      <w:customXmlInsRangeEnd w:id="50"/>
-      <w:ins w:id="51" w:author="Elvis F. Elli" w:date="2026-06-29T10:12:00Z" w16du:dateUtc="2026-06-29T15:12:00Z">
-        <w:r>
-          <w:rPr>
-            <w:rFonts w:ascii="Times New Roman" w:hAnsi="Times New Roman" w:cs="Times New Roman"/>
-            <w:color w:val="000000"/>
-            <w:sz w:val="24"/>
-            <w:szCs w:val="24"/>
-          </w:rPr>
-          <w:t xml:space="preserve">, </w:t>
-        </w:r>
-        <w:r>
-          <w:rPr>
-            <w:rFonts w:ascii="Times New Roman" w:hAnsi="Times New Roman" w:cs="Times New Roman"/>
-            <w:color w:val="000000"/>
-            <w:sz w:val="24"/>
-            <w:szCs w:val="24"/>
-          </w:rPr>
-          <w:t>but does not account for the impacts of extreme heat on seed number determination</w:t>
-        </w:r>
-        <w:r>
-          <w:rPr>
-            <w:rFonts w:ascii="Times New Roman" w:hAnsi="Times New Roman" w:cs="Times New Roman"/>
-            <w:color w:val="000000"/>
-            <w:sz w:val="24"/>
-            <w:szCs w:val="24"/>
-          </w:rPr>
-          <w:t xml:space="preserve">, </w:t>
-        </w:r>
-        <w:r>
-          <w:rPr>
-            <w:rFonts w:ascii="Times New Roman" w:hAnsi="Times New Roman" w:cs="Times New Roman"/>
-            <w:sz w:val="24"/>
-            <w:szCs w:val="24"/>
-          </w:rPr>
-          <w:t xml:space="preserve">a </w:t>
-        </w:r>
-        <w:r>
-          <w:rPr>
-            <w:rFonts w:ascii="Times New Roman" w:hAnsi="Times New Roman" w:cs="Times New Roman"/>
-            <w:sz w:val="24"/>
-            <w:szCs w:val="24"/>
-          </w:rPr>
-          <w:t>common limitation in process-based models</w:t>
-        </w:r>
-        <w:r>
-          <w:rPr>
-            <w:rFonts w:ascii="Times New Roman" w:hAnsi="Times New Roman" w:cs="Times New Roman"/>
-            <w:color w:val="000000"/>
-            <w:sz w:val="24"/>
-            <w:szCs w:val="24"/>
-          </w:rPr>
-          <w:t xml:space="preserve"> </w:t>
         </w:r>
       </w:ins>
       <w:customXmlInsRangeStart w:id="52" w:author="Elvis F. Elli" w:date="2026-06-29T10:12:00Z"/>
@@ -8807,8 +8738,8 @@
             <w:sz w:val="24"/>
             <w:szCs w:val="24"/>
           </w:rPr>
-          <w:tag w:val="MENDELEY_CITATION_v3_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"/>
-          <w:id w:val="453452177"/>
+          <w:tag w:val="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"/>
+          <w:id w:val="-1166555904"/>
           <w:placeholder>
             <w:docPart w:val="40ACB9CC382B4D7DBE1E36B4BB3B4605"/>
           </w:placeholder>
@@ -8823,7 +8754,7 @@
                 <w:sz w:val="24"/>
                 <w:szCs w:val="24"/>
               </w:rPr>
-              <w:t>(Richetti et al., 2025)</w:t>
+              <w:t>(Kothari et al., 2024)</w:t>
             </w:r>
           </w:ins>
           <w:customXmlInsRangeStart w:id="54" w:author="Elvis F. Elli" w:date="2026-06-29T10:12:00Z"/>
@@ -8838,7 +8769,7 @@
             <w:sz w:val="24"/>
             <w:szCs w:val="24"/>
           </w:rPr>
-          <w:t xml:space="preserve">. </w:t>
+          <w:t xml:space="preserve">, </w:t>
         </w:r>
         <w:r>
           <w:rPr>
@@ -8847,7 +8778,41 @@
             <w:sz w:val="24"/>
             <w:szCs w:val="24"/>
           </w:rPr>
-          <w:t xml:space="preserve">Moreover, APSIM assumes constant temperature responses throughout the life cycle, whereas in soybeans this response may change across developmental stages </w:t>
+          <w:t>but does not account for the impacts of extreme heat on seed number determination</w:t>
+        </w:r>
+        <w:r>
+          <w:rPr>
+            <w:rFonts w:ascii="Times New Roman" w:hAnsi="Times New Roman" w:cs="Times New Roman"/>
+            <w:color w:val="000000"/>
+            <w:sz w:val="24"/>
+            <w:szCs w:val="24"/>
+          </w:rPr>
+          <w:t xml:space="preserve">, </w:t>
+        </w:r>
+        <w:r>
+          <w:rPr>
+            <w:rFonts w:ascii="Times New Roman" w:hAnsi="Times New Roman" w:cs="Times New Roman"/>
+            <w:sz w:val="24"/>
+            <w:szCs w:val="24"/>
+          </w:rPr>
+          <w:t xml:space="preserve">a </w:t>
+        </w:r>
+        <w:r>
+          <w:rPr>
+            <w:rFonts w:ascii="Times New Roman" w:hAnsi="Times New Roman" w:cs="Times New Roman"/>
+            <w:sz w:val="24"/>
+            <w:szCs w:val="24"/>
+          </w:rPr>
+          <w:t>common limitation in process-based models</w:t>
+        </w:r>
+        <w:r>
+          <w:rPr>
+            <w:rFonts w:ascii="Times New Roman" w:hAnsi="Times New Roman" w:cs="Times New Roman"/>
+            <w:color w:val="000000"/>
+            <w:sz w:val="24"/>
+            <w:szCs w:val="24"/>
+          </w:rPr>
+          <w:t xml:space="preserve"> </w:t>
         </w:r>
       </w:ins>
       <w:customXmlInsRangeStart w:id="56" w:author="Elvis F. Elli" w:date="2026-06-29T10:12:00Z"/>
@@ -8859,10 +8824,10 @@
             <w:sz w:val="24"/>
             <w:szCs w:val="24"/>
           </w:rPr>
-          <w:tag w:val="MENDELEY_CITATION_v3_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"/>
-          <w:id w:val="-1535654012"/>
+          <w:tag w:val="MENDELEY_CITATION_v3_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"/>
+          <w:id w:val="453452177"/>
           <w:placeholder>
-            <w:docPart w:val="D973240DD1A34BB69C7D4CFD760FC3FF"/>
+            <w:docPart w:val="40ACB9CC382B4D7DBE1E36B4BB3B4605"/>
           </w:placeholder>
         </w:sdtPr>
         <w:sdtContent>
@@ -8875,7 +8840,7 @@
                 <w:sz w:val="24"/>
                 <w:szCs w:val="24"/>
               </w:rPr>
-              <w:t>(Hatfield et al., 2011)</w:t>
+              <w:t>(Richetti et al., 2025)</w:t>
             </w:r>
           </w:ins>
           <w:customXmlInsRangeStart w:id="58" w:author="Elvis F. Elli" w:date="2026-06-29T10:12:00Z"/>
@@ -8883,6 +8848,58 @@
       </w:sdt>
       <w:customXmlInsRangeEnd w:id="58"/>
       <w:ins w:id="59" w:author="Elvis F. Elli" w:date="2026-06-29T10:12:00Z" w16du:dateUtc="2026-06-29T15:12:00Z">
+        <w:r>
+          <w:rPr>
+            <w:rFonts w:ascii="Times New Roman" w:hAnsi="Times New Roman" w:cs="Times New Roman"/>
+            <w:color w:val="000000"/>
+            <w:sz w:val="24"/>
+            <w:szCs w:val="24"/>
+          </w:rPr>
+          <w:t xml:space="preserve">. </w:t>
+        </w:r>
+        <w:r>
+          <w:rPr>
+            <w:rFonts w:ascii="Times New Roman" w:hAnsi="Times New Roman" w:cs="Times New Roman"/>
+            <w:color w:val="000000"/>
+            <w:sz w:val="24"/>
+            <w:szCs w:val="24"/>
+          </w:rPr>
+          <w:t xml:space="preserve">Moreover, APSIM assumes constant temperature responses throughout the life cycle, whereas in soybeans this response may change across developmental stages </w:t>
+        </w:r>
+      </w:ins>
+      <w:customXmlInsRangeStart w:id="60" w:author="Elvis F. Elli" w:date="2026-06-29T10:12:00Z"/>
+      <w:sdt>
+        <w:sdtPr>
+          <w:rPr>
+            <w:rFonts w:ascii="Times New Roman" w:hAnsi="Times New Roman" w:cs="Times New Roman"/>
+            <w:color w:val="000000"/>
+            <w:sz w:val="24"/>
+            <w:szCs w:val="24"/>
+          </w:rPr>
+          <w:tag w:val="MENDELEY_CITATION_v3_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"/>
+          <w:id w:val="-1535654012"/>
+          <w:placeholder>
+            <w:docPart w:val="D973240DD1A34BB69C7D4CFD760FC3FF"/>
+          </w:placeholder>
+        </w:sdtPr>
+        <w:sdtContent>
+          <w:customXmlInsRangeEnd w:id="60"/>
+          <w:ins w:id="61" w:author="Elvis F. Elli" w:date="2026-06-29T10:12:00Z" w16du:dateUtc="2026-06-29T15:12:00Z">
+            <w:r>
+              <w:rPr>
+                <w:rFonts w:ascii="Times New Roman" w:hAnsi="Times New Roman" w:cs="Times New Roman"/>
+                <w:color w:val="000000"/>
+                <w:sz w:val="24"/>
+                <w:szCs w:val="24"/>
+              </w:rPr>
+              <w:t>(Hatfield et al., 2011)</w:t>
+            </w:r>
+          </w:ins>
+          <w:customXmlInsRangeStart w:id="62" w:author="Elvis F. Elli" w:date="2026-06-29T10:12:00Z"/>
+        </w:sdtContent>
+      </w:sdt>
+      <w:customXmlInsRangeEnd w:id="62"/>
+      <w:ins w:id="63" w:author="Elvis F. Elli" w:date="2026-06-29T10:12:00Z" w16du:dateUtc="2026-06-29T15:12:00Z">
         <w:r>
           <w:rPr>
             <w:rFonts w:ascii="Times New Roman" w:hAnsi="Times New Roman" w:cs="Times New Roman"/>
@@ -9081,7 +9098,7 @@
         </w:rPr>
         <w:t xml:space="preserve">. </w:t>
       </w:r>
-      <w:ins w:id="60" w:author="Elvis F. Elli" w:date="2026-06-29T10:52:00Z" w16du:dateUtc="2026-06-29T15:52:00Z">
+      <w:ins w:id="64" w:author="Elvis F. Elli" w:date="2026-06-29T10:52:00Z" w16du:dateUtc="2026-06-29T15:52:00Z">
         <w:r>
           <w:rPr>
             <w:rFonts w:ascii="Times New Roman" w:hAnsi="Times New Roman" w:cs="Times New Roman"/>
@@ -9090,98 +9107,6 @@
             <w:szCs w:val="24"/>
           </w:rPr>
           <w:t xml:space="preserve">Extending the seed filling period was a promising strategy to maximize soybean seed yield (Figure 1), which agrees with the findings of </w:t>
-        </w:r>
-      </w:ins>
-      <w:customXmlInsRangeStart w:id="61" w:author="Elvis F. Elli" w:date="2026-06-29T10:52:00Z"/>
-      <w:sdt>
-        <w:sdtPr>
-          <w:rPr>
-            <w:rFonts w:ascii="Times New Roman" w:hAnsi="Times New Roman" w:cs="Times New Roman"/>
-            <w:color w:val="000000"/>
-            <w:sz w:val="24"/>
-            <w:szCs w:val="24"/>
-          </w:rPr>
-          <w:tag w:val="MENDELEY_CITATION_v3_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"/>
-          <w:id w:val="1601749790"/>
-          <w:placeholder>
-            <w:docPart w:val="558BE8F704DE42DE9E06B8674C9B4F0E"/>
-          </w:placeholder>
-        </w:sdtPr>
-        <w:sdtContent>
-          <w:customXmlInsRangeEnd w:id="61"/>
-          <w:ins w:id="62" w:author="Elvis F. Elli" w:date="2026-06-29T10:52:00Z" w16du:dateUtc="2026-06-29T15:52:00Z">
-            <w:r>
-              <w:rPr>
-                <w:rFonts w:ascii="Times New Roman" w:hAnsi="Times New Roman" w:cs="Times New Roman"/>
-                <w:color w:val="000000"/>
-                <w:sz w:val="24"/>
-                <w:szCs w:val="24"/>
-              </w:rPr>
-              <w:t>Boote et al. (2003)</w:t>
-            </w:r>
-          </w:ins>
-          <w:customXmlInsRangeStart w:id="63" w:author="Elvis F. Elli" w:date="2026-06-29T10:52:00Z"/>
-        </w:sdtContent>
-      </w:sdt>
-      <w:customXmlInsRangeEnd w:id="63"/>
-      <w:ins w:id="64" w:author="Elvis F. Elli" w:date="2026-06-29T10:52:00Z" w16du:dateUtc="2026-06-29T15:52:00Z">
-        <w:r>
-          <w:rPr>
-            <w:rFonts w:ascii="Times New Roman" w:hAnsi="Times New Roman" w:cs="Times New Roman"/>
-            <w:color w:val="000000" w:themeColor="text1"/>
-            <w:sz w:val="24"/>
-            <w:szCs w:val="24"/>
-          </w:rPr>
-          <w:t>. However, phenology did not fully explain yield reduction under warming, especially in the Southern region  (Figures 1 and 2). This could be associated with slower development on days when temperatures exceed the optimum temperature for soybean development in APSIM (30°C,</w:t>
-        </w:r>
-        <w:r>
-          <w:rPr>
-            <w:rFonts w:ascii="Times New Roman" w:hAnsi="Times New Roman" w:cs="Times New Roman"/>
-            <w:sz w:val="24"/>
-            <w:szCs w:val="24"/>
-          </w:rPr>
-          <w:t xml:space="preserve"> Figure S3). </w:t>
-        </w:r>
-        <w:r>
-          <w:rPr>
-            <w:rFonts w:ascii="Times New Roman" w:hAnsi="Times New Roman" w:cs="Times New Roman"/>
-            <w:sz w:val="24"/>
-            <w:szCs w:val="24"/>
-          </w:rPr>
-          <w:t>Battisti et al. (2018) observed that, owing to the temperature response function governing phenological development, the APSIM model simulated a greater reduction in soybean cycle length under a +4.5°C warming scenario than under a +6.0°C scenario in Southern Brazil</w:t>
-        </w:r>
-        <w:r>
-          <w:rPr>
-            <w:rFonts w:ascii="Times New Roman" w:hAnsi="Times New Roman" w:cs="Times New Roman"/>
-            <w:sz w:val="24"/>
-            <w:szCs w:val="24"/>
-          </w:rPr>
-          <w:t>, with a mean air temperature 23.65°C</w:t>
-        </w:r>
-        <w:r>
-          <w:rPr>
-            <w:rFonts w:ascii="Times New Roman" w:hAnsi="Times New Roman" w:cs="Times New Roman"/>
-            <w:sz w:val="24"/>
-            <w:szCs w:val="24"/>
-          </w:rPr>
-          <w:t>.</w:t>
-        </w:r>
-        <w:r>
-          <w:rPr>
-            <w:rFonts w:ascii="Times New Roman" w:hAnsi="Times New Roman" w:cs="Times New Roman"/>
-            <w:sz w:val="24"/>
-            <w:szCs w:val="24"/>
-          </w:rPr>
-          <w:t xml:space="preserve"> </w:t>
-        </w:r>
-        <w:r>
-          <w:rPr>
-            <w:rFonts w:ascii="Times New Roman" w:hAnsi="Times New Roman" w:cs="Times New Roman"/>
-            <w:color w:val="000000" w:themeColor="text1"/>
-            <w:sz w:val="24"/>
-            <w:szCs w:val="24"/>
-          </w:rPr>
-          <w:t xml:space="preserve">Further yield decreases were likely associated with high-temperature effects on radiation use efficiency </w:t>
         </w:r>
       </w:ins>
       <w:customXmlInsRangeStart w:id="65" w:author="Elvis F. Elli" w:date="2026-06-29T10:52:00Z"/>
@@ -9193,8 +9118,8 @@
             <w:sz w:val="24"/>
             <w:szCs w:val="24"/>
           </w:rPr>
-          <w:tag w:val="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"/>
-          <w:id w:val="50578927"/>
+          <w:tag w:val="MENDELEY_CITATION_v3_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"/>
+          <w:id w:val="1601749790"/>
           <w:placeholder>
             <w:docPart w:val="558BE8F704DE42DE9E06B8674C9B4F0E"/>
           </w:placeholder>
@@ -9209,7 +9134,7 @@
                 <w:sz w:val="24"/>
                 <w:szCs w:val="24"/>
               </w:rPr>
-              <w:t>(Kothari et al., 2022; Ruiz-Vera et al., 2013)</w:t>
+              <w:t>Boote et al. (2003)</w:t>
             </w:r>
           </w:ins>
           <w:customXmlInsRangeStart w:id="67" w:author="Elvis F. Elli" w:date="2026-06-29T10:52:00Z"/>
@@ -9217,6 +9142,98 @@
       </w:sdt>
       <w:customXmlInsRangeEnd w:id="67"/>
       <w:ins w:id="68" w:author="Elvis F. Elli" w:date="2026-06-29T10:52:00Z" w16du:dateUtc="2026-06-29T15:52:00Z">
+        <w:r>
+          <w:rPr>
+            <w:rFonts w:ascii="Times New Roman" w:hAnsi="Times New Roman" w:cs="Times New Roman"/>
+            <w:color w:val="000000" w:themeColor="text1"/>
+            <w:sz w:val="24"/>
+            <w:szCs w:val="24"/>
+          </w:rPr>
+          <w:t>. However, phenology did not fully explain yield reduction under warming, especially in the Southern region  (Figures 1 and 2). This could be associated with slower development on days when temperatures exceed the optimum temperature for soybean development in APSIM (30°C,</w:t>
+        </w:r>
+        <w:r>
+          <w:rPr>
+            <w:rFonts w:ascii="Times New Roman" w:hAnsi="Times New Roman" w:cs="Times New Roman"/>
+            <w:sz w:val="24"/>
+            <w:szCs w:val="24"/>
+          </w:rPr>
+          <w:t xml:space="preserve"> Figure S3). </w:t>
+        </w:r>
+        <w:r>
+          <w:rPr>
+            <w:rFonts w:ascii="Times New Roman" w:hAnsi="Times New Roman" w:cs="Times New Roman"/>
+            <w:sz w:val="24"/>
+            <w:szCs w:val="24"/>
+          </w:rPr>
+          <w:t>Battisti et al. (2018) observed that, owing to the temperature response function governing phenological development, the APSIM model simulated a greater reduction in soybean cycle length under a +4.5°C warming scenario than under a +6.0°C scenario in Southern Brazil</w:t>
+        </w:r>
+        <w:r>
+          <w:rPr>
+            <w:rFonts w:ascii="Times New Roman" w:hAnsi="Times New Roman" w:cs="Times New Roman"/>
+            <w:sz w:val="24"/>
+            <w:szCs w:val="24"/>
+          </w:rPr>
+          <w:t>, with a mean air temperature 23.65°C</w:t>
+        </w:r>
+        <w:r>
+          <w:rPr>
+            <w:rFonts w:ascii="Times New Roman" w:hAnsi="Times New Roman" w:cs="Times New Roman"/>
+            <w:sz w:val="24"/>
+            <w:szCs w:val="24"/>
+          </w:rPr>
+          <w:t>.</w:t>
+        </w:r>
+        <w:r>
+          <w:rPr>
+            <w:rFonts w:ascii="Times New Roman" w:hAnsi="Times New Roman" w:cs="Times New Roman"/>
+            <w:sz w:val="24"/>
+            <w:szCs w:val="24"/>
+          </w:rPr>
+          <w:t xml:space="preserve"> </w:t>
+        </w:r>
+        <w:r>
+          <w:rPr>
+            <w:rFonts w:ascii="Times New Roman" w:hAnsi="Times New Roman" w:cs="Times New Roman"/>
+            <w:color w:val="000000" w:themeColor="text1"/>
+            <w:sz w:val="24"/>
+            <w:szCs w:val="24"/>
+          </w:rPr>
+          <w:t xml:space="preserve">Further yield decreases were likely associated with high-temperature effects on radiation use efficiency </w:t>
+        </w:r>
+      </w:ins>
+      <w:customXmlInsRangeStart w:id="69" w:author="Elvis F. Elli" w:date="2026-06-29T10:52:00Z"/>
+      <w:sdt>
+        <w:sdtPr>
+          <w:rPr>
+            <w:rFonts w:ascii="Times New Roman" w:hAnsi="Times New Roman" w:cs="Times New Roman"/>
+            <w:color w:val="000000"/>
+            <w:sz w:val="24"/>
+            <w:szCs w:val="24"/>
+          </w:rPr>
+          <w:tag w:val="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"/>
+          <w:id w:val="50578927"/>
+          <w:placeholder>
+            <w:docPart w:val="558BE8F704DE42DE9E06B8674C9B4F0E"/>
+          </w:placeholder>
+        </w:sdtPr>
+        <w:sdtContent>
+          <w:customXmlInsRangeEnd w:id="69"/>
+          <w:ins w:id="70" w:author="Elvis F. Elli" w:date="2026-06-29T10:52:00Z" w16du:dateUtc="2026-06-29T15:52:00Z">
+            <w:r>
+              <w:rPr>
+                <w:rFonts w:ascii="Times New Roman" w:hAnsi="Times New Roman" w:cs="Times New Roman"/>
+                <w:color w:val="000000"/>
+                <w:sz w:val="24"/>
+                <w:szCs w:val="24"/>
+              </w:rPr>
+              <w:t>(Kothari et al., 2022; Ruiz-Vera et al., 2013)</w:t>
+            </w:r>
+          </w:ins>
+          <w:customXmlInsRangeStart w:id="71" w:author="Elvis F. Elli" w:date="2026-06-29T10:52:00Z"/>
+        </w:sdtContent>
+      </w:sdt>
+      <w:customXmlInsRangeEnd w:id="71"/>
+      <w:ins w:id="72" w:author="Elvis F. Elli" w:date="2026-06-29T10:52:00Z" w16du:dateUtc="2026-06-29T15:52:00Z">
         <w:r>
           <w:rPr>
             <w:rFonts w:ascii="Times New Roman" w:hAnsi="Times New Roman" w:cs="Times New Roman"/>
@@ -12895,25 +12912,7 @@
           <w:sz w:val="24"/>
           <w:szCs w:val="24"/>
         </w:rPr>
-        <w:t xml:space="preserve">Zabel, F., Müller, C., Elliott, J., Minoli, S., </w:t>
-      </w:r>
-      <w:proofErr w:type="spellStart"/>
-      <w:r>
-        <w:rPr>
-          <w:rFonts w:ascii="Times New Roman" w:hAnsi="Times New Roman" w:cs="Times New Roman"/>
-          <w:sz w:val="24"/>
-          <w:szCs w:val="24"/>
-        </w:rPr>
-        <w:t>Jägermeyr</w:t>
-      </w:r>
-      <w:proofErr w:type="spellEnd"/>
-      <w:r>
-        <w:rPr>
-          <w:rFonts w:ascii="Times New Roman" w:hAnsi="Times New Roman" w:cs="Times New Roman"/>
-          <w:sz w:val="24"/>
-          <w:szCs w:val="24"/>
-        </w:rPr>
-        <w:t xml:space="preserve">, J., Schneider, J. M., Franke, J. A., Moyer, E., Dury, M., Francois, L., Folberth, C., Liu, W., Pugh, T. A. M., Olin, S., Rabin, S. S., Mauser, W., Hank, T., Ruane, A. C., &amp; Asseng, S. (2021). Large potential for crop production adaptation depends on available future varieties. </w:t>
+        <w:t xml:space="preserve">Zabel, F., Müller, C., Elliott, J., Minoli, S., Jägermeyr, J., Schneider, J. M., Franke, J. A., Moyer, E., Dury, M., Francois, L., Folberth, C., Liu, W., Pugh, T. A. M., Olin, S., Rabin, S. S., Mauser, W., Hank, T., Ruane, A. C., &amp; Asseng, S. (2021). Large potential for crop production adaptation depends on available future varieties. </w:t>
       </w:r>
       <w:r>
         <w:rPr>
@@ -15028,6 +15027,35 @@
         </w:p>
       </w:docPartBody>
     </w:docPart>
+    <w:docPart>
+      <w:docPartPr>
+        <w:name w:val="FBBAFBBB6F04495997FC478AA55D1D22"/>
+        <w:category>
+          <w:name w:val="General"/>
+          <w:gallery w:val="placeholder"/>
+        </w:category>
+        <w:types>
+          <w:type w:val="bbPlcHdr"/>
+        </w:types>
+        <w:behaviors>
+          <w:behavior w:val="content"/>
+        </w:behaviors>
+        <w:guid w:val="{B0F18DC8-A0D0-41C5-B6F4-1BA4D6F5A253}"/>
+      </w:docPartPr>
+      <w:docPartBody>
+        <w:p>
+          <w:pPr>
+            <w:pStyle w:val="FBBAFBBB6F04495997FC478AA55D1D22"/>
+          </w:pPr>
+          <w:r>
+            <w:rPr>
+              <w:rStyle w:val="PlaceholderText"/>
+            </w:rPr>
+            <w:t>Click or tap here to enter text.</w:t>
+          </w:r>
+        </w:p>
+      </w:docPartBody>
+    </w:docPart>
   </w:docParts>
 </w:glossaryDocument>
 </file>
@@ -15162,6 +15190,7 @@
     <w:rsid w:val="00886DCC"/>
     <w:rsid w:val="0089681A"/>
     <w:rsid w:val="008A2CB0"/>
+    <w:rsid w:val="008C3D1E"/>
     <w:rsid w:val="008D2786"/>
     <w:rsid w:val="008E0BCB"/>
     <w:rsid w:val="008E281C"/>
@@ -15186,6 +15215,7 @@
     <w:rsid w:val="00B945B0"/>
     <w:rsid w:val="00B97C45"/>
     <w:rsid w:val="00BF233E"/>
+    <w:rsid w:val="00C354A3"/>
     <w:rsid w:val="00C37F82"/>
     <w:rsid w:val="00CD6D94"/>
     <w:rsid w:val="00D002D6"/>
@@ -15202,6 +15232,7 @@
     <w:rsid w:val="00E91A2E"/>
     <w:rsid w:val="00E947C7"/>
     <w:rsid w:val="00EC677C"/>
+    <w:rsid w:val="00F36793"/>
     <w:rsid w:val="00F41BF7"/>
     <w:rsid w:val="00F459E4"/>
     <w:rsid w:val="00F471E8"/>
@@ -15663,7 +15694,7 @@
     <w:basedOn w:val="DefaultParagraphFont"/>
     <w:uiPriority w:val="99"/>
     <w:semiHidden/>
-    <w:rsid w:val="00AB259E"/>
+    <w:rsid w:val="00C354A3"/>
   </w:style>
   <w:style w:type="paragraph" w:customStyle="1" w:styleId="4203E1589CB648A88A057D9AFD21088E">
     <w:name w:val="4203E1589CB648A88A057D9AFD21088E"/>
@@ -15693,16 +15724,12 @@
     <w:name w:val="0E08F8117E7D47929D5C1ED80381A253"/>
     <w:rsid w:val="00257DF2"/>
   </w:style>
-  <w:style w:type="paragraph" w:customStyle="1" w:styleId="DF8D5F0864B543C784B0553A23F7B356">
-    <w:name w:val="DF8D5F0864B543C784B0553A23F7B356"/>
-    <w:rsid w:val="00AB259E"/>
+  <w:style w:type="paragraph" w:customStyle="1" w:styleId="FBBAFBBB6F04495997FC478AA55D1D22">
+    <w:name w:val="FBBAFBBB6F04495997FC478AA55D1D22"/>
+    <w:rsid w:val="00C354A3"/>
   </w:style>
   <w:style w:type="paragraph" w:customStyle="1" w:styleId="21D594A964FA4B59983DDC21E2F59E6A">
     <w:name w:val="21D594A964FA4B59983DDC21E2F59E6A"/>
-    <w:rsid w:val="00A119AA"/>
-  </w:style>
-  <w:style w:type="paragraph" w:customStyle="1" w:styleId="4A39D4780C514A8DB55B7351CDBABE6E">
-    <w:name w:val="4A39D4780C514A8DB55B7351CDBABE6E"/>
     <w:rsid w:val="00A119AA"/>
   </w:style>
   <w:style w:type="paragraph" w:customStyle="1" w:styleId="D973240DD1A34BB69C7D4CFD760FC3FF">
@@ -15733,10 +15760,6 @@
     <w:name w:val="7505BAE70D4B43C4B790498785624C70"/>
     <w:rsid w:val="00205792"/>
   </w:style>
-  <w:style w:type="paragraph" w:customStyle="1" w:styleId="F7587025544B485DAE3E1107300BBFE6">
-    <w:name w:val="F7587025544B485DAE3E1107300BBFE6"/>
-    <w:rsid w:val="00AB259E"/>
-  </w:style>
   <w:style w:type="paragraph" w:customStyle="1" w:styleId="E2FE08BBBA8E48819C4BA3724414F4D3">
     <w:name w:val="E2FE08BBBA8E48819C4BA3724414F4D3"/>
     <w:rsid w:val="00205792"/>
@@ -15749,16 +15772,8 @@
     <w:name w:val="40ACB9CC382B4D7DBE1E36B4BB3B4605"/>
     <w:rsid w:val="00AB259E"/>
   </w:style>
-  <w:style w:type="paragraph" w:customStyle="1" w:styleId="DE64921C52B146D9AC1E29D373A84B5B">
-    <w:name w:val="DE64921C52B146D9AC1E29D373A84B5B"/>
-    <w:rsid w:val="00AB259E"/>
-  </w:style>
   <w:style w:type="paragraph" w:customStyle="1" w:styleId="54DA15AC709442ECA8F91D997154275F">
     <w:name w:val="54DA15AC709442ECA8F91D997154275F"/>
-    <w:rsid w:val="00AB259E"/>
-  </w:style>
-  <w:style w:type="paragraph" w:customStyle="1" w:styleId="145146EBBECE4E80B6A834E02D8A8843">
-    <w:name w:val="145146EBBECE4E80B6A834E02D8A8843"/>
     <w:rsid w:val="00AB259E"/>
   </w:style>
   <w:style w:type="paragraph" w:customStyle="1" w:styleId="558BE8F704DE42DE9E06B8674C9B4F0E">

--- a/paper/to-submit/paper-06-23-2026-tracked-changes.docx
+++ b/paper/to-submit/paper-06-23-2026-tracked-changes.docx
@@ -1646,26 +1646,66 @@
           <w:sz w:val="24"/>
           <w:szCs w:val="24"/>
         </w:rPr>
-        <w:t xml:space="preserve">Delta region as a case study, an environment particularly vulnerable to warming, with hot summers and frequent late-season drought events, </w:t>
-      </w:r>
-      <w:r>
-        <w:rPr>
-          <w:rFonts w:ascii="Times New Roman" w:hAnsi="Times New Roman" w:cs="Times New Roman"/>
-          <w:sz w:val="24"/>
-          <w:szCs w:val="24"/>
-        </w:rPr>
-        <w:t xml:space="preserve">which </w:t>
-      </w:r>
-      <w:proofErr w:type="gramStart"/>
-      <w:r>
-        <w:rPr>
-          <w:rFonts w:ascii="Times New Roman" w:hAnsi="Times New Roman" w:cs="Times New Roman"/>
-          <w:sz w:val="24"/>
-          <w:szCs w:val="24"/>
-        </w:rPr>
-        <w:t>accounts</w:t>
-      </w:r>
-      <w:proofErr w:type="gramEnd"/>
+        <w:t>Delta region as a case study, an environment particularly vulnerable to warming</w:t>
+      </w:r>
+      <w:ins w:id="25" w:author="Elvis F. Elli" w:date="2026-06-30T09:19:00Z" w16du:dateUtc="2026-06-30T14:19:00Z">
+        <w:r>
+          <w:rPr>
+            <w:rFonts w:ascii="Times New Roman" w:hAnsi="Times New Roman" w:cs="Times New Roman"/>
+            <w:sz w:val="24"/>
+            <w:szCs w:val="24"/>
+          </w:rPr>
+          <w:t xml:space="preserve"> </w:t>
+        </w:r>
+      </w:ins>
+      <w:customXmlInsRangeStart w:id="26" w:author="Elvis F. Elli" w:date="2026-06-30T09:19:00Z"/>
+      <w:sdt>
+        <w:sdtPr>
+          <w:rPr>
+            <w:rFonts w:ascii="Times New Roman" w:hAnsi="Times New Roman" w:cs="Times New Roman"/>
+            <w:color w:val="000000"/>
+            <w:sz w:val="24"/>
+            <w:szCs w:val="24"/>
+          </w:rPr>
+          <w:tag w:val="MENDELEY_CITATION_v3_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"/>
+          <w:id w:val="-892730709"/>
+          <w:placeholder>
+            <w:docPart w:val="D9F97E6DE1154D5BAC258A9DF5D20367"/>
+          </w:placeholder>
+        </w:sdtPr>
+        <w:sdtContent>
+          <w:customXmlInsRangeEnd w:id="26"/>
+          <w:ins w:id="27" w:author="Elvis F. Elli" w:date="2026-06-30T09:19:00Z" w16du:dateUtc="2026-06-30T14:19:00Z">
+            <w:r>
+              <w:rPr>
+                <w:rFonts w:ascii="Times New Roman" w:hAnsi="Times New Roman" w:cs="Times New Roman"/>
+                <w:color w:val="000000"/>
+                <w:sz w:val="24"/>
+                <w:szCs w:val="24"/>
+              </w:rPr>
+              <w:t>(Sharma et al., 2023)</w:t>
+            </w:r>
+          </w:ins>
+          <w:customXmlInsRangeStart w:id="28" w:author="Elvis F. Elli" w:date="2026-06-30T09:19:00Z"/>
+        </w:sdtContent>
+      </w:sdt>
+      <w:customXmlInsRangeEnd w:id="28"/>
+      <w:r>
+        <w:rPr>
+          <w:rFonts w:ascii="Times New Roman" w:hAnsi="Times New Roman" w:cs="Times New Roman"/>
+          <w:sz w:val="24"/>
+          <w:szCs w:val="24"/>
+        </w:rPr>
+        <w:t xml:space="preserve">, with hot summers and frequent late-season drought events, </w:t>
+      </w:r>
+      <w:r>
+        <w:rPr>
+          <w:rFonts w:ascii="Times New Roman" w:hAnsi="Times New Roman" w:cs="Times New Roman"/>
+          <w:sz w:val="24"/>
+          <w:szCs w:val="24"/>
+        </w:rPr>
+        <w:t>which accounts</w:t>
+      </w:r>
       <w:r>
         <w:rPr>
           <w:rFonts w:ascii="Times New Roman" w:hAnsi="Times New Roman" w:cs="Times New Roman"/>
@@ -2807,7 +2847,7 @@
         </w:rPr>
         <w:t xml:space="preserve"> and Table S1)</w:t>
       </w:r>
-      <w:ins w:id="25" w:author="Elvis F. Elli" w:date="2026-06-30T09:04:00Z" w16du:dateUtc="2026-06-30T14:04:00Z">
+      <w:ins w:id="29" w:author="Elvis F. Elli" w:date="2026-06-30T09:04:00Z" w16du:dateUtc="2026-06-30T14:04:00Z">
         <w:r>
           <w:rPr>
             <w:rFonts w:ascii="Times New Roman" w:hAnsi="Times New Roman" w:cs="Times New Roman"/>
@@ -2827,7 +2867,7 @@
           <w:t xml:space="preserve">with root mean square errors within similar ranges to those reported in other studies for soybean phenology and yield </w:t>
         </w:r>
       </w:ins>
-      <w:customXmlInsRangeStart w:id="26" w:author="Elvis F. Elli" w:date="2026-06-30T09:04:00Z"/>
+      <w:customXmlInsRangeStart w:id="30" w:author="Elvis F. Elli" w:date="2026-06-30T09:04:00Z"/>
       <w:sdt>
         <w:sdtPr>
           <w:rPr>
@@ -2843,8 +2883,8 @@
           </w:placeholder>
         </w:sdtPr>
         <w:sdtContent>
-          <w:customXmlInsRangeEnd w:id="26"/>
-          <w:ins w:id="27" w:author="Elvis F. Elli" w:date="2026-06-30T09:04:00Z" w16du:dateUtc="2026-06-30T14:04:00Z">
+          <w:customXmlInsRangeEnd w:id="30"/>
+          <w:ins w:id="31" w:author="Elvis F. Elli" w:date="2026-06-30T09:04:00Z" w16du:dateUtc="2026-06-30T14:04:00Z">
             <w:r>
               <w:rPr>
                 <w:rFonts w:ascii="Times New Roman" w:hAnsi="Times New Roman" w:cs="Times New Roman"/>
@@ -2891,10 +2931,10 @@
               <w:t>n et al., 2017)</w:t>
             </w:r>
           </w:ins>
-          <w:customXmlInsRangeStart w:id="28" w:author="Elvis F. Elli" w:date="2026-06-30T09:04:00Z"/>
+          <w:customXmlInsRangeStart w:id="32" w:author="Elvis F. Elli" w:date="2026-06-30T09:04:00Z"/>
         </w:sdtContent>
       </w:sdt>
-      <w:customXmlInsRangeEnd w:id="28"/>
+      <w:customXmlInsRangeEnd w:id="32"/>
       <w:r>
         <w:rPr>
           <w:rFonts w:ascii="Times New Roman" w:hAnsi="Times New Roman" w:cs="Times New Roman"/>
@@ -3181,7 +3221,7 @@
         </w:rPr>
         <w:t xml:space="preserve"> to </w:t>
       </w:r>
-      <w:ins w:id="29" w:author="Elvis F. Elli" w:date="2026-06-26T11:23:00Z" w16du:dateUtc="2026-06-26T16:23:00Z">
+      <w:ins w:id="33" w:author="Elvis F. Elli" w:date="2026-06-26T11:23:00Z" w16du:dateUtc="2026-06-26T16:23:00Z">
         <w:r>
           <w:rPr>
             <w:rFonts w:ascii="Times New Roman" w:hAnsi="Times New Roman" w:cs="Times New Roman"/>
@@ -3191,7 +3231,7 @@
           <w:t>identify soybean-cropped pixels and define the spatial extent of the simulation fields</w:t>
         </w:r>
       </w:ins>
-      <w:del w:id="30" w:author="Elvis F. Elli" w:date="2026-06-26T11:23:00Z" w16du:dateUtc="2026-06-26T16:23:00Z">
+      <w:del w:id="34" w:author="Elvis F. Elli" w:date="2026-06-26T11:23:00Z" w16du:dateUtc="2026-06-26T16:23:00Z">
         <w:r>
           <w:rPr>
             <w:rFonts w:ascii="Times New Roman" w:hAnsi="Times New Roman" w:cs="Times New Roman"/>
@@ -3209,7 +3249,7 @@
         </w:rPr>
         <w:t>, which were resampled to a 2.5 km grid (~0.025°)</w:t>
       </w:r>
-      <w:del w:id="31" w:author="Elvis F. Elli" w:date="2026-06-26T11:24:00Z" w16du:dateUtc="2026-06-26T16:24:00Z">
+      <w:del w:id="35" w:author="Elvis F. Elli" w:date="2026-06-26T11:24:00Z" w16du:dateUtc="2026-06-26T16:24:00Z">
         <w:r>
           <w:rPr>
             <w:rFonts w:ascii="Times New Roman" w:hAnsi="Times New Roman" w:cs="Times New Roman"/>
@@ -3259,7 +3299,7 @@
         </w:rPr>
         <w:t xml:space="preserve">. </w:t>
       </w:r>
-      <w:ins w:id="32" w:author="Elvis F. Elli" w:date="2026-06-26T11:24:00Z" w16du:dateUtc="2026-06-26T16:24:00Z">
+      <w:ins w:id="36" w:author="Elvis F. Elli" w:date="2026-06-26T11:24:00Z" w16du:dateUtc="2026-06-26T16:24:00Z">
         <w:r>
           <w:rPr>
             <w:rFonts w:ascii="Times New Roman" w:hAnsi="Times New Roman" w:cs="Times New Roman"/>
@@ -3829,7 +3869,7 @@
         </w:rPr>
         <w:t xml:space="preserve">he sowing date was May </w:t>
       </w:r>
-      <w:del w:id="33" w:author="Elvis F. Elli" w:date="2026-06-26T11:38:00Z" w16du:dateUtc="2026-06-26T16:38:00Z">
+      <w:del w:id="37" w:author="Elvis F. Elli" w:date="2026-06-26T11:38:00Z" w16du:dateUtc="2026-06-26T16:38:00Z">
         <w:r>
           <w:rPr>
             <w:rFonts w:ascii="Times New Roman" w:hAnsi="Times New Roman" w:cs="Times New Roman"/>
@@ -3839,7 +3879,7 @@
           <w:delText>15</w:delText>
         </w:r>
       </w:del>
-      <w:ins w:id="34" w:author="Elvis F. Elli" w:date="2026-06-26T11:38:00Z" w16du:dateUtc="2026-06-26T16:38:00Z">
+      <w:ins w:id="38" w:author="Elvis F. Elli" w:date="2026-06-26T11:38:00Z" w16du:dateUtc="2026-06-26T16:38:00Z">
         <w:r>
           <w:rPr>
             <w:rFonts w:ascii="Times New Roman" w:hAnsi="Times New Roman" w:cs="Times New Roman"/>
@@ -3929,7 +3969,7 @@
             </w:rPr>
             <w:t>(NASS, 2025</w:t>
           </w:r>
-          <w:ins w:id="35" w:author="Elvis F. Elli" w:date="2026-06-26T11:39:00Z" w16du:dateUtc="2026-06-26T16:39:00Z">
+          <w:ins w:id="39" w:author="Elvis F. Elli" w:date="2026-06-26T11:39:00Z" w16du:dateUtc="2026-06-26T16:39:00Z">
             <w:r>
               <w:rPr>
                 <w:rFonts w:ascii="Times New Roman" w:hAnsi="Times New Roman" w:cs="Times New Roman"/>
@@ -5864,7 +5904,7 @@
         </w:rPr>
         <w:t xml:space="preserve"> </w:t>
       </w:r>
-      <w:ins w:id="36" w:author="Elvis F. Elli" w:date="2026-06-29T10:49:00Z" w16du:dateUtc="2026-06-29T15:49:00Z">
+      <w:ins w:id="40" w:author="Elvis F. Elli" w:date="2026-06-29T10:49:00Z" w16du:dateUtc="2026-06-29T15:49:00Z">
         <w:r>
           <w:rPr>
             <w:rFonts w:ascii="Times New Roman" w:hAnsi="Times New Roman" w:cs="Times New Roman"/>
@@ -6096,23 +6136,41 @@
           <w:sz w:val="24"/>
           <w:szCs w:val="24"/>
         </w:rPr>
-        <w:t xml:space="preserve"> All adaptive scenarios were simulated under +2</w:t>
-      </w:r>
-      <w:r>
-        <w:rPr>
-          <w:rFonts w:ascii="Times New Roman" w:hAnsi="Times New Roman" w:cs="Times New Roman"/>
-          <w:sz w:val="24"/>
-          <w:szCs w:val="24"/>
-        </w:rPr>
-        <w:t>°C</w:t>
-      </w:r>
-      <w:r>
-        <w:rPr>
-          <w:rFonts w:ascii="Times New Roman" w:hAnsi="Times New Roman" w:cs="Times New Roman"/>
-          <w:sz w:val="24"/>
-          <w:szCs w:val="24"/>
-        </w:rPr>
-        <w:t xml:space="preserve">. </w:t>
+        <w:t xml:space="preserve"> </w:t>
+      </w:r>
+      <w:ins w:id="41" w:author="Elvis F. Elli" w:date="2026-06-30T09:13:00Z" w16du:dateUtc="2026-06-30T14:13:00Z">
+        <w:r>
+          <w:rPr>
+            <w:rFonts w:ascii="Times New Roman" w:hAnsi="Times New Roman" w:cs="Times New Roman"/>
+            <w:sz w:val="24"/>
+            <w:szCs w:val="24"/>
+          </w:rPr>
+          <w:t>All adaptive scenarios were simulated under +2</w:t>
+        </w:r>
+        <w:r>
+          <w:rPr>
+            <w:rFonts w:ascii="Times New Roman" w:hAnsi="Times New Roman" w:cs="Times New Roman"/>
+            <w:sz w:val="24"/>
+            <w:szCs w:val="24"/>
+          </w:rPr>
+          <w:t>°C</w:t>
+        </w:r>
+        <w:r>
+          <w:rPr>
+            <w:rFonts w:ascii="Times New Roman" w:hAnsi="Times New Roman" w:cs="Times New Roman"/>
+            <w:sz w:val="24"/>
+            <w:szCs w:val="24"/>
+          </w:rPr>
+          <w:t>.</w:t>
+        </w:r>
+      </w:ins>
+      <w:r>
+        <w:rPr>
+          <w:rFonts w:ascii="Times New Roman" w:hAnsi="Times New Roman" w:cs="Times New Roman"/>
+          <w:sz w:val="24"/>
+          <w:szCs w:val="24"/>
+        </w:rPr>
+        <w:t xml:space="preserve"> </w:t>
       </w:r>
     </w:p>
     <w:p>
@@ -6624,7 +6682,7 @@
         </w:rPr>
         <w:t xml:space="preserve">. </w:t>
       </w:r>
-      <w:ins w:id="37" w:author="Elvis F. Elli" w:date="2026-06-29T10:50:00Z" w16du:dateUtc="2026-06-29T15:50:00Z">
+      <w:ins w:id="42" w:author="Elvis F. Elli" w:date="2026-06-29T10:50:00Z" w16du:dateUtc="2026-06-29T15:50:00Z">
         <w:r>
           <w:rPr>
             <w:rFonts w:ascii="Times New Roman" w:hAnsi="Times New Roman" w:cs="Times New Roman"/>
@@ -7279,7 +7337,7 @@
       <w:pPr>
         <w:spacing w:before="120" w:after="0" w:line="480" w:lineRule="auto"/>
         <w:rPr>
-          <w:ins w:id="38" w:author="Elvis F. Elli" w:date="2026-06-29T10:34:00Z" w16du:dateUtc="2026-06-29T15:34:00Z"/>
+          <w:ins w:id="43" w:author="Elvis F. Elli" w:date="2026-06-29T10:34:00Z" w16du:dateUtc="2026-06-29T15:34:00Z"/>
           <w:rFonts w:ascii="Times New Roman" w:hAnsi="Times New Roman" w:cs="Times New Roman"/>
           <w:sz w:val="24"/>
           <w:szCs w:val="24"/>
@@ -7365,7 +7423,7 @@
         </w:rPr>
         <w:t xml:space="preserve">by </w:t>
       </w:r>
-      <w:ins w:id="39" w:author="Elvis F. Elli" w:date="2026-06-29T10:33:00Z" w16du:dateUtc="2026-06-29T15:33:00Z">
+      <w:ins w:id="44" w:author="Elvis F. Elli" w:date="2026-06-29T10:33:00Z" w16du:dateUtc="2026-06-29T15:33:00Z">
         <w:r>
           <w:rPr>
             <w:rFonts w:ascii="Times New Roman" w:hAnsi="Times New Roman" w:cs="Times New Roman"/>
@@ -7399,7 +7457,7 @@
         </w:rPr>
         <w:t xml:space="preserve">. </w:t>
       </w:r>
-      <w:ins w:id="40" w:author="Elvis F. Elli" w:date="2026-06-29T10:34:00Z" w16du:dateUtc="2026-06-29T15:34:00Z">
+      <w:ins w:id="45" w:author="Elvis F. Elli" w:date="2026-06-29T10:34:00Z" w16du:dateUtc="2026-06-29T15:34:00Z">
         <w:r>
           <w:rPr>
             <w:rFonts w:ascii="Times New Roman" w:hAnsi="Times New Roman" w:cs="Times New Roman"/>
@@ -7522,7 +7580,7 @@
           <w:t xml:space="preserve"> </w:t>
         </w:r>
       </w:ins>
-      <w:customXmlInsRangeStart w:id="41" w:author="Elvis F. Elli" w:date="2026-06-29T10:34:00Z"/>
+      <w:customXmlInsRangeStart w:id="46" w:author="Elvis F. Elli" w:date="2026-06-29T10:34:00Z"/>
       <w:sdt>
         <w:sdtPr>
           <w:rPr>
@@ -7538,8 +7596,8 @@
           </w:placeholder>
         </w:sdtPr>
         <w:sdtContent>
-          <w:customXmlInsRangeEnd w:id="41"/>
-          <w:ins w:id="42" w:author="Elvis F. Elli" w:date="2026-06-29T10:34:00Z" w16du:dateUtc="2026-06-29T15:34:00Z">
+          <w:customXmlInsRangeEnd w:id="46"/>
+          <w:ins w:id="47" w:author="Elvis F. Elli" w:date="2026-06-29T10:34:00Z" w16du:dateUtc="2026-06-29T15:34:00Z">
             <w:r>
               <w:rPr>
                 <w:rFonts w:ascii="Times New Roman" w:hAnsi="Times New Roman" w:cs="Times New Roman"/>
@@ -7550,11 +7608,11 @@
               <w:t>(Elli et al., 2022; Nendel et al., 2023)</w:t>
             </w:r>
           </w:ins>
-          <w:customXmlInsRangeStart w:id="43" w:author="Elvis F. Elli" w:date="2026-06-29T10:34:00Z"/>
+          <w:customXmlInsRangeStart w:id="48" w:author="Elvis F. Elli" w:date="2026-06-29T10:34:00Z"/>
         </w:sdtContent>
       </w:sdt>
-      <w:customXmlInsRangeEnd w:id="43"/>
-      <w:ins w:id="44" w:author="Elvis F. Elli" w:date="2026-06-29T10:34:00Z" w16du:dateUtc="2026-06-29T15:34:00Z">
+      <w:customXmlInsRangeEnd w:id="48"/>
+      <w:ins w:id="49" w:author="Elvis F. Elli" w:date="2026-06-29T10:34:00Z" w16du:dateUtc="2026-06-29T15:34:00Z">
         <w:r>
           <w:rPr>
             <w:rFonts w:ascii="Times New Roman" w:hAnsi="Times New Roman" w:cs="Times New Roman"/>
@@ -7572,7 +7630,7 @@
           <w:t xml:space="preserve">synergistic effect of </w:t>
         </w:r>
       </w:ins>
-      <w:ins w:id="45" w:author="Elvis F. Elli" w:date="2026-06-29T13:05:00Z" w16du:dateUtc="2026-06-29T18:05:00Z">
+      <w:ins w:id="50" w:author="Elvis F. Elli" w:date="2026-06-29T13:05:00Z" w16du:dateUtc="2026-06-29T18:05:00Z">
         <w:r>
           <w:rPr>
             <w:rFonts w:ascii="Times New Roman" w:hAnsi="Times New Roman" w:cs="Times New Roman"/>
@@ -7582,7 +7640,7 @@
           <w:t xml:space="preserve">stacked </w:t>
         </w:r>
       </w:ins>
-      <w:ins w:id="46" w:author="Elvis F. Elli" w:date="2026-06-29T10:34:00Z" w16du:dateUtc="2026-06-29T15:34:00Z">
+      <w:ins w:id="51" w:author="Elvis F. Elli" w:date="2026-06-29T10:34:00Z" w16du:dateUtc="2026-06-29T15:34:00Z">
         <w:r>
           <w:rPr>
             <w:rFonts w:ascii="Times New Roman" w:hAnsi="Times New Roman" w:cs="Times New Roman"/>
@@ -7969,7 +8027,7 @@
         </w:rPr>
         <w:t xml:space="preserve">. </w:t>
       </w:r>
-      <w:ins w:id="47" w:author="Elvis F. Elli" w:date="2026-06-29T10:34:00Z" w16du:dateUtc="2026-06-29T15:34:00Z">
+      <w:ins w:id="52" w:author="Elvis F. Elli" w:date="2026-06-29T10:34:00Z" w16du:dateUtc="2026-06-29T15:34:00Z">
         <w:r>
           <w:rPr>
             <w:rFonts w:ascii="Times New Roman" w:hAnsi="Times New Roman" w:cs="Times New Roman"/>
@@ -7979,7 +8037,7 @@
           <w:t xml:space="preserve">While Elli et al. (2022) did not quantify the combined impact of high temperatures and </w:t>
         </w:r>
       </w:ins>
-      <w:ins w:id="48" w:author="Elvis F. Elli" w:date="2026-06-29T13:06:00Z" w16du:dateUtc="2026-06-29T18:06:00Z">
+      <w:ins w:id="53" w:author="Elvis F. Elli" w:date="2026-06-29T13:06:00Z" w16du:dateUtc="2026-06-29T18:06:00Z">
         <w:r>
           <w:rPr>
             <w:rFonts w:ascii="Times New Roman" w:hAnsi="Times New Roman" w:cs="Times New Roman"/>
@@ -7989,7 +8047,7 @@
           <w:t xml:space="preserve">stacked </w:t>
         </w:r>
       </w:ins>
-      <w:ins w:id="49" w:author="Elvis F. Elli" w:date="2026-06-29T10:34:00Z" w16du:dateUtc="2026-06-29T15:34:00Z">
+      <w:ins w:id="54" w:author="Elvis F. Elli" w:date="2026-06-29T10:34:00Z" w16du:dateUtc="2026-06-29T15:34:00Z">
         <w:r>
           <w:rPr>
             <w:rFonts w:ascii="Times New Roman" w:hAnsi="Times New Roman" w:cs="Times New Roman"/>
@@ -8378,7 +8436,7 @@
         </w:rPr>
         <w:t xml:space="preserve">. Moreover, </w:t>
       </w:r>
-      <w:ins w:id="50" w:author="Elvis F. Elli" w:date="2026-06-29T10:11:00Z" w16du:dateUtc="2026-06-29T15:11:00Z">
+      <w:ins w:id="55" w:author="Elvis F. Elli" w:date="2026-06-29T10:11:00Z" w16du:dateUtc="2026-06-29T15:11:00Z">
         <w:r>
           <w:rPr>
             <w:rFonts w:ascii="Times New Roman" w:hAnsi="Times New Roman" w:cs="Times New Roman"/>
@@ -8702,7 +8760,7 @@
         </w:rPr>
         <w:t xml:space="preserve">. </w:t>
       </w:r>
-      <w:ins w:id="51" w:author="Elvis F. Elli" w:date="2026-06-29T10:12:00Z" w16du:dateUtc="2026-06-29T15:12:00Z">
+      <w:ins w:id="56" w:author="Elvis F. Elli" w:date="2026-06-29T10:12:00Z" w16du:dateUtc="2026-06-29T15:12:00Z">
         <w:r>
           <w:rPr>
             <w:rFonts w:ascii="Times New Roman" w:hAnsi="Times New Roman" w:cs="Times New Roman"/>
@@ -8729,7 +8787,7 @@
           <w:t xml:space="preserve">accounts for temperature effects on crop growth rate </w:t>
         </w:r>
       </w:ins>
-      <w:customXmlInsRangeStart w:id="52" w:author="Elvis F. Elli" w:date="2026-06-29T10:12:00Z"/>
+      <w:customXmlInsRangeStart w:id="57" w:author="Elvis F. Elli" w:date="2026-06-29T10:12:00Z"/>
       <w:sdt>
         <w:sdtPr>
           <w:rPr>
@@ -8745,8 +8803,8 @@
           </w:placeholder>
         </w:sdtPr>
         <w:sdtContent>
-          <w:customXmlInsRangeEnd w:id="52"/>
-          <w:ins w:id="53" w:author="Elvis F. Elli" w:date="2026-06-29T10:12:00Z" w16du:dateUtc="2026-06-29T15:12:00Z">
+          <w:customXmlInsRangeEnd w:id="57"/>
+          <w:ins w:id="58" w:author="Elvis F. Elli" w:date="2026-06-29T10:12:00Z" w16du:dateUtc="2026-06-29T15:12:00Z">
             <w:r>
               <w:rPr>
                 <w:rFonts w:ascii="Times New Roman" w:hAnsi="Times New Roman" w:cs="Times New Roman"/>
@@ -8757,11 +8815,11 @@
               <w:t>(Kothari et al., 2024)</w:t>
             </w:r>
           </w:ins>
-          <w:customXmlInsRangeStart w:id="54" w:author="Elvis F. Elli" w:date="2026-06-29T10:12:00Z"/>
+          <w:customXmlInsRangeStart w:id="59" w:author="Elvis F. Elli" w:date="2026-06-29T10:12:00Z"/>
         </w:sdtContent>
       </w:sdt>
-      <w:customXmlInsRangeEnd w:id="54"/>
-      <w:ins w:id="55" w:author="Elvis F. Elli" w:date="2026-06-29T10:12:00Z" w16du:dateUtc="2026-06-29T15:12:00Z">
+      <w:customXmlInsRangeEnd w:id="59"/>
+      <w:ins w:id="60" w:author="Elvis F. Elli" w:date="2026-06-29T10:12:00Z" w16du:dateUtc="2026-06-29T15:12:00Z">
         <w:r>
           <w:rPr>
             <w:rFonts w:ascii="Times New Roman" w:hAnsi="Times New Roman" w:cs="Times New Roman"/>
@@ -8815,7 +8873,7 @@
           <w:t xml:space="preserve"> </w:t>
         </w:r>
       </w:ins>
-      <w:customXmlInsRangeStart w:id="56" w:author="Elvis F. Elli" w:date="2026-06-29T10:12:00Z"/>
+      <w:customXmlInsRangeStart w:id="61" w:author="Elvis F. Elli" w:date="2026-06-29T10:12:00Z"/>
       <w:sdt>
         <w:sdtPr>
           <w:rPr>
@@ -8831,8 +8889,8 @@
           </w:placeholder>
         </w:sdtPr>
         <w:sdtContent>
-          <w:customXmlInsRangeEnd w:id="56"/>
-          <w:ins w:id="57" w:author="Elvis F. Elli" w:date="2026-06-29T10:12:00Z" w16du:dateUtc="2026-06-29T15:12:00Z">
+          <w:customXmlInsRangeEnd w:id="61"/>
+          <w:ins w:id="62" w:author="Elvis F. Elli" w:date="2026-06-29T10:12:00Z" w16du:dateUtc="2026-06-29T15:12:00Z">
             <w:r>
               <w:rPr>
                 <w:rFonts w:ascii="Times New Roman" w:hAnsi="Times New Roman" w:cs="Times New Roman"/>
@@ -8843,11 +8901,11 @@
               <w:t>(Richetti et al., 2025)</w:t>
             </w:r>
           </w:ins>
-          <w:customXmlInsRangeStart w:id="58" w:author="Elvis F. Elli" w:date="2026-06-29T10:12:00Z"/>
+          <w:customXmlInsRangeStart w:id="63" w:author="Elvis F. Elli" w:date="2026-06-29T10:12:00Z"/>
         </w:sdtContent>
       </w:sdt>
-      <w:customXmlInsRangeEnd w:id="58"/>
-      <w:ins w:id="59" w:author="Elvis F. Elli" w:date="2026-06-29T10:12:00Z" w16du:dateUtc="2026-06-29T15:12:00Z">
+      <w:customXmlInsRangeEnd w:id="63"/>
+      <w:ins w:id="64" w:author="Elvis F. Elli" w:date="2026-06-29T10:12:00Z" w16du:dateUtc="2026-06-29T15:12:00Z">
         <w:r>
           <w:rPr>
             <w:rFonts w:ascii="Times New Roman" w:hAnsi="Times New Roman" w:cs="Times New Roman"/>
@@ -8867,7 +8925,7 @@
           <w:t xml:space="preserve">Moreover, APSIM assumes constant temperature responses throughout the life cycle, whereas in soybeans this response may change across developmental stages </w:t>
         </w:r>
       </w:ins>
-      <w:customXmlInsRangeStart w:id="60" w:author="Elvis F. Elli" w:date="2026-06-29T10:12:00Z"/>
+      <w:customXmlInsRangeStart w:id="65" w:author="Elvis F. Elli" w:date="2026-06-29T10:12:00Z"/>
       <w:sdt>
         <w:sdtPr>
           <w:rPr>
@@ -8883,8 +8941,8 @@
           </w:placeholder>
         </w:sdtPr>
         <w:sdtContent>
-          <w:customXmlInsRangeEnd w:id="60"/>
-          <w:ins w:id="61" w:author="Elvis F. Elli" w:date="2026-06-29T10:12:00Z" w16du:dateUtc="2026-06-29T15:12:00Z">
+          <w:customXmlInsRangeEnd w:id="65"/>
+          <w:ins w:id="66" w:author="Elvis F. Elli" w:date="2026-06-29T10:12:00Z" w16du:dateUtc="2026-06-29T15:12:00Z">
             <w:r>
               <w:rPr>
                 <w:rFonts w:ascii="Times New Roman" w:hAnsi="Times New Roman" w:cs="Times New Roman"/>
@@ -8895,11 +8953,11 @@
               <w:t>(Hatfield et al., 2011)</w:t>
             </w:r>
           </w:ins>
-          <w:customXmlInsRangeStart w:id="62" w:author="Elvis F. Elli" w:date="2026-06-29T10:12:00Z"/>
+          <w:customXmlInsRangeStart w:id="67" w:author="Elvis F. Elli" w:date="2026-06-29T10:12:00Z"/>
         </w:sdtContent>
       </w:sdt>
-      <w:customXmlInsRangeEnd w:id="62"/>
-      <w:ins w:id="63" w:author="Elvis F. Elli" w:date="2026-06-29T10:12:00Z" w16du:dateUtc="2026-06-29T15:12:00Z">
+      <w:customXmlInsRangeEnd w:id="67"/>
+      <w:ins w:id="68" w:author="Elvis F. Elli" w:date="2026-06-29T10:12:00Z" w16du:dateUtc="2026-06-29T15:12:00Z">
         <w:r>
           <w:rPr>
             <w:rFonts w:ascii="Times New Roman" w:hAnsi="Times New Roman" w:cs="Times New Roman"/>
@@ -9098,7 +9156,7 @@
         </w:rPr>
         <w:t xml:space="preserve">. </w:t>
       </w:r>
-      <w:ins w:id="64" w:author="Elvis F. Elli" w:date="2026-06-29T10:52:00Z" w16du:dateUtc="2026-06-29T15:52:00Z">
+      <w:ins w:id="69" w:author="Elvis F. Elli" w:date="2026-06-29T10:52:00Z" w16du:dateUtc="2026-06-29T15:52:00Z">
         <w:r>
           <w:rPr>
             <w:rFonts w:ascii="Times New Roman" w:hAnsi="Times New Roman" w:cs="Times New Roman"/>
@@ -9109,7 +9167,7 @@
           <w:t xml:space="preserve">Extending the seed filling period was a promising strategy to maximize soybean seed yield (Figure 1), which agrees with the findings of </w:t>
         </w:r>
       </w:ins>
-      <w:customXmlInsRangeStart w:id="65" w:author="Elvis F. Elli" w:date="2026-06-29T10:52:00Z"/>
+      <w:customXmlInsRangeStart w:id="70" w:author="Elvis F. Elli" w:date="2026-06-29T10:52:00Z"/>
       <w:sdt>
         <w:sdtPr>
           <w:rPr>
@@ -9125,8 +9183,8 @@
           </w:placeholder>
         </w:sdtPr>
         <w:sdtContent>
-          <w:customXmlInsRangeEnd w:id="65"/>
-          <w:ins w:id="66" w:author="Elvis F. Elli" w:date="2026-06-29T10:52:00Z" w16du:dateUtc="2026-06-29T15:52:00Z">
+          <w:customXmlInsRangeEnd w:id="70"/>
+          <w:ins w:id="71" w:author="Elvis F. Elli" w:date="2026-06-29T10:52:00Z" w16du:dateUtc="2026-06-29T15:52:00Z">
             <w:r>
               <w:rPr>
                 <w:rFonts w:ascii="Times New Roman" w:hAnsi="Times New Roman" w:cs="Times New Roman"/>
@@ -9137,11 +9195,11 @@
               <w:t>Boote et al. (2003)</w:t>
             </w:r>
           </w:ins>
-          <w:customXmlInsRangeStart w:id="67" w:author="Elvis F. Elli" w:date="2026-06-29T10:52:00Z"/>
+          <w:customXmlInsRangeStart w:id="72" w:author="Elvis F. Elli" w:date="2026-06-29T10:52:00Z"/>
         </w:sdtContent>
       </w:sdt>
-      <w:customXmlInsRangeEnd w:id="67"/>
-      <w:ins w:id="68" w:author="Elvis F. Elli" w:date="2026-06-29T10:52:00Z" w16du:dateUtc="2026-06-29T15:52:00Z">
+      <w:customXmlInsRangeEnd w:id="72"/>
+      <w:ins w:id="73" w:author="Elvis F. Elli" w:date="2026-06-29T10:52:00Z" w16du:dateUtc="2026-06-29T15:52:00Z">
         <w:r>
           <w:rPr>
             <w:rFonts w:ascii="Times New Roman" w:hAnsi="Times New Roman" w:cs="Times New Roman"/>
@@ -9201,7 +9259,7 @@
           <w:t xml:space="preserve">Further yield decreases were likely associated with high-temperature effects on radiation use efficiency </w:t>
         </w:r>
       </w:ins>
-      <w:customXmlInsRangeStart w:id="69" w:author="Elvis F. Elli" w:date="2026-06-29T10:52:00Z"/>
+      <w:customXmlInsRangeStart w:id="74" w:author="Elvis F. Elli" w:date="2026-06-29T10:52:00Z"/>
       <w:sdt>
         <w:sdtPr>
           <w:rPr>
@@ -9217,8 +9275,8 @@
           </w:placeholder>
         </w:sdtPr>
         <w:sdtContent>
-          <w:customXmlInsRangeEnd w:id="69"/>
-          <w:ins w:id="70" w:author="Elvis F. Elli" w:date="2026-06-29T10:52:00Z" w16du:dateUtc="2026-06-29T15:52:00Z">
+          <w:customXmlInsRangeEnd w:id="74"/>
+          <w:ins w:id="75" w:author="Elvis F. Elli" w:date="2026-06-29T10:52:00Z" w16du:dateUtc="2026-06-29T15:52:00Z">
             <w:r>
               <w:rPr>
                 <w:rFonts w:ascii="Times New Roman" w:hAnsi="Times New Roman" w:cs="Times New Roman"/>
@@ -9229,11 +9287,11 @@
               <w:t>(Kothari et al., 2022; Ruiz-Vera et al., 2013)</w:t>
             </w:r>
           </w:ins>
-          <w:customXmlInsRangeStart w:id="71" w:author="Elvis F. Elli" w:date="2026-06-29T10:52:00Z"/>
+          <w:customXmlInsRangeStart w:id="76" w:author="Elvis F. Elli" w:date="2026-06-29T10:52:00Z"/>
         </w:sdtContent>
       </w:sdt>
-      <w:customXmlInsRangeEnd w:id="71"/>
-      <w:ins w:id="72" w:author="Elvis F. Elli" w:date="2026-06-29T10:52:00Z" w16du:dateUtc="2026-06-29T15:52:00Z">
+      <w:customXmlInsRangeEnd w:id="76"/>
+      <w:ins w:id="77" w:author="Elvis F. Elli" w:date="2026-06-29T10:52:00Z" w16du:dateUtc="2026-06-29T15:52:00Z">
         <w:r>
           <w:rPr>
             <w:rFonts w:ascii="Times New Roman" w:hAnsi="Times New Roman" w:cs="Times New Roman"/>
@@ -12795,23 +12853,13 @@
           <w:szCs w:val="24"/>
         </w:rPr>
       </w:pPr>
-      <w:proofErr w:type="spellStart"/>
-      <w:r>
-        <w:rPr>
-          <w:rFonts w:ascii="Times New Roman" w:hAnsi="Times New Roman" w:cs="Times New Roman"/>
-          <w:sz w:val="24"/>
-          <w:szCs w:val="24"/>
-        </w:rPr>
-        <w:t>Salmerόn</w:t>
-      </w:r>
-      <w:proofErr w:type="spellEnd"/>
-      <w:r>
-        <w:rPr>
-          <w:rFonts w:ascii="Times New Roman" w:hAnsi="Times New Roman" w:cs="Times New Roman"/>
-          <w:sz w:val="24"/>
-          <w:szCs w:val="24"/>
-        </w:rPr>
-        <w:t>, M., L.C. Purcell, E.D. Vories, and G. Shannon. 2017. Simulation of genotype-by-environment interactions on irrigated soybean yields in the U.S. Midsouth. Agric. Syst. 150: 120–129. https://doi.org/10.1016/j.agsy.2016.10.008</w:t>
+      <w:r>
+        <w:rPr>
+          <w:rFonts w:ascii="Times New Roman" w:hAnsi="Times New Roman" w:cs="Times New Roman"/>
+          <w:sz w:val="24"/>
+          <w:szCs w:val="24"/>
+        </w:rPr>
+        <w:t>Salmerόn, M., L.C. Purcell, E.D. Vories, and G. Shannon. 2017. Simulation of genotype-by-environment interactions on irrigated soybean yields in the U.S. Midsouth. Agric. Syst. 150: 120–129. https://doi.org/10.1016/j.agsy.2016.10.008</w:t>
       </w:r>
       <w:r>
         <w:rPr>
@@ -15056,6 +15104,35 @@
         </w:p>
       </w:docPartBody>
     </w:docPart>
+    <w:docPart>
+      <w:docPartPr>
+        <w:name w:val="D9F97E6DE1154D5BAC258A9DF5D20367"/>
+        <w:category>
+          <w:name w:val="General"/>
+          <w:gallery w:val="placeholder"/>
+        </w:category>
+        <w:types>
+          <w:type w:val="bbPlcHdr"/>
+        </w:types>
+        <w:behaviors>
+          <w:behavior w:val="content"/>
+        </w:behaviors>
+        <w:guid w:val="{E14666F1-73BA-4381-8CDE-C48CAD7ABA0C}"/>
+      </w:docPartPr>
+      <w:docPartBody>
+        <w:p>
+          <w:pPr>
+            <w:pStyle w:val="D9F97E6DE1154D5BAC258A9DF5D20367"/>
+          </w:pPr>
+          <w:r>
+            <w:rPr>
+              <w:rStyle w:val="PlaceholderText"/>
+            </w:rPr>
+            <w:t>Click or tap here to enter text.</w:t>
+          </w:r>
+        </w:p>
+      </w:docPartBody>
+    </w:docPart>
   </w:docParts>
 </w:glossaryDocument>
 </file>
@@ -15190,7 +15267,6 @@
     <w:rsid w:val="00886DCC"/>
     <w:rsid w:val="0089681A"/>
     <w:rsid w:val="008A2CB0"/>
-    <w:rsid w:val="008C3D1E"/>
     <w:rsid w:val="008D2786"/>
     <w:rsid w:val="008E0BCB"/>
     <w:rsid w:val="008E281C"/>
@@ -15236,6 +15312,7 @@
     <w:rsid w:val="00F41BF7"/>
     <w:rsid w:val="00F459E4"/>
     <w:rsid w:val="00F471E8"/>
+    <w:rsid w:val="00F54285"/>
     <w:rsid w:val="00F92F05"/>
     <w:rsid w:val="00FA37E1"/>
     <w:rsid w:val="00FE34C3"/>
@@ -15732,6 +15809,10 @@
     <w:name w:val="21D594A964FA4B59983DDC21E2F59E6A"/>
     <w:rsid w:val="00A119AA"/>
   </w:style>
+  <w:style w:type="paragraph" w:customStyle="1" w:styleId="D9F97E6DE1154D5BAC258A9DF5D20367">
+    <w:name w:val="D9F97E6DE1154D5BAC258A9DF5D20367"/>
+    <w:rsid w:val="00C354A3"/>
+  </w:style>
   <w:style w:type="paragraph" w:customStyle="1" w:styleId="D973240DD1A34BB69C7D4CFD760FC3FF">
     <w:name w:val="D973240DD1A34BB69C7D4CFD760FC3FF"/>
     <w:rsid w:val="00AB259E"/>
